--- a/reports/exp07_基于图搜索的图像分割_实验报告.docx
+++ b/reports/exp07_基于图搜索的图像分割_实验报告.docx
@@ -2,30 +2,6 @@
 <file path=word/document.xml><?xml version="1.0" encoding="utf-8"?>
 <w:document xmlns:w="http://schemas.openxmlformats.org/wordprocessingml/2006/main" xmlns:a="http://schemas.openxmlformats.org/drawingml/2006/main" xmlns:wp="http://schemas.openxmlformats.org/drawingml/2006/wordprocessingDrawing" xmlns:pic="http://schemas.openxmlformats.org/drawingml/2006/picture" xmlns:r="http://schemas.openxmlformats.org/officeDocument/2006/relationships" xmlns:m="http://schemas.openxmlformats.org/officeDocument/2006/math" xmlns:w14="http://schemas.microsoft.com/office/word/2010/wordml" xmlns:mc="http://schemas.openxmlformats.org/markup-compatibility/2006" mc:Ignorable="w14">
   <w:body>
-    <w:p>
-      <w:pPr>
-        <w:pStyle w:val="000020"/>
-        <w:rPr>
-          <w:rFonts w:hint="eastAsia" w:ascii="宋体" w:hAnsi="宋体" w:eastAsia="宋体"/>
-          <w:lang w:val="en-US" w:eastAsia="zh-CN"/>
-        </w:rPr>
-      </w:pPr>
-      <w:bookmarkStart w:id="1" w:name="_Toc169118284"/>
-      <w:r>
-        <w:rPr>
-          <w:rFonts w:hint="eastAsia" w:ascii="宋体" w:hAnsi="宋体" w:eastAsia="宋体"/>
-        </w:rPr>
-        <w:t>江西师范大学人工智能学院学生实验报告</w:t>
-      </w:r>
-      <w:bookmarkEnd w:id="1"/>
-      <w:r>
-        <w:rPr>
-          <w:rFonts w:hint="eastAsia" w:ascii="宋体" w:hAnsi="宋体" w:eastAsia="宋体"/>
-          <w:lang w:val="en-US" w:eastAsia="zh-CN"/>
-        </w:rPr>
-        <w:t>三</w:t>
-      </w:r>
-    </w:p>
     <w:p>
       <w:pPr>
         <w:spacing w:before="312" w:beforeLines="100" w:after="156" w:afterLines="50"/>
@@ -35,211 +11,10 @@
           <w:szCs w:val="21"/>
         </w:rPr>
       </w:pPr>
-      <w:r>
-        <w:rPr>
-          <w:rFonts w:hint="eastAsia" w:ascii="宋体" w:hAnsi="宋体"/>
-          <w:b w:val="1"/>
-          <w:bCs w:val="1"/>
-          <w:szCs w:val="21"/>
-        </w:rPr>
-        <w:t>专业</w:t>
-      </w:r>
-      <w:r>
-        <w:rPr>
-          <w:rFonts w:hint="eastAsia" w:ascii="宋体" w:hAnsi="宋体"/>
-          <w:b w:val="1"/>
-          <w:bCs w:val="1"/>
-          <w:szCs w:val="21"/>
-          <w:u w:val="single"/>
-        </w:rPr>
-        <w:t xml:space="preserve">  人工智能专业  </w:t>
-      </w:r>
-      <w:r>
-        <w:rPr>
-          <w:rFonts w:ascii="宋体" w:hAnsi="宋体"/>
-          <w:b w:val="1"/>
-          <w:bCs w:val="1"/>
-          <w:szCs w:val="21"/>
-          <w:u w:val="single"/>
-        </w:rPr>
-        <w:t xml:space="preserve"> </w:t>
-      </w:r>
-      <w:r>
-        <w:rPr>
-          <w:rFonts w:hint="eastAsia" w:ascii="宋体" w:hAnsi="宋体"/>
-          <w:b w:val="1"/>
-          <w:bCs w:val="1"/>
-          <w:szCs w:val="21"/>
-        </w:rPr>
-        <w:t xml:space="preserve">姓名 </w:t>
-      </w:r>
-      <w:r>
-        <w:rPr>
-          <w:rFonts w:hint="eastAsia" w:ascii="宋体" w:hAnsi="宋体"/>
-          <w:b w:val="1"/>
-          <w:bCs w:val="1"/>
-          <w:szCs w:val="21"/>
-          <w:u w:val="single"/>
-        </w:rPr>
-        <w:t xml:space="preserve">   </w:t>
-      </w:r>
-      <w:r>
-        <w:rPr>
-          <w:rFonts w:hint="eastAsia" w:ascii="宋体" w:hAnsi="宋体"/>
-          <w:b w:val="1"/>
-          <w:bCs w:val="1"/>
-          <w:szCs w:val="21"/>
-          <w:u w:val="single"/>
-          <w:lang w:val="en-US" w:eastAsia="zh-CN"/>
-        </w:rPr>
-        <w:t>王依倩</w:t>
-      </w:r>
-      <w:r>
-        <w:rPr>
-          <w:rFonts w:hint="eastAsia" w:ascii="宋体" w:hAnsi="宋体"/>
-          <w:b w:val="1"/>
-          <w:bCs w:val="1"/>
-          <w:szCs w:val="21"/>
-          <w:u w:val="single"/>
-        </w:rPr>
-        <w:t xml:space="preserve">   </w:t>
-      </w:r>
-      <w:r>
-        <w:rPr>
-          <w:rFonts w:hint="eastAsia" w:ascii="宋体" w:hAnsi="宋体"/>
-          <w:b w:val="1"/>
-          <w:bCs w:val="1"/>
-          <w:szCs w:val="21"/>
-        </w:rPr>
-        <w:t>学号</w:t>
-      </w:r>
-      <w:r>
-        <w:rPr>
-          <w:rFonts w:hint="eastAsia" w:ascii="宋体" w:hAnsi="宋体"/>
-          <w:b w:val="1"/>
-          <w:bCs w:val="1"/>
-          <w:szCs w:val="21"/>
-          <w:u w:val="single"/>
-        </w:rPr>
-        <w:t xml:space="preserve">  </w:t>
-      </w:r>
-      <w:r>
-        <w:rPr>
-          <w:rFonts w:hint="eastAsia" w:ascii="宋体" w:hAnsi="宋体"/>
-          <w:b w:val="1"/>
-          <w:bCs w:val="1"/>
-          <w:szCs w:val="21"/>
-          <w:u w:val="single"/>
-          <w:lang w:val="en-US" w:eastAsia="zh-CN"/>
-        </w:rPr>
-        <w:t>202426203004</w:t>
-      </w:r>
-      <w:r>
-        <w:rPr>
-          <w:rFonts w:hint="eastAsia" w:ascii="宋体" w:hAnsi="宋体"/>
-          <w:b w:val="1"/>
-          <w:bCs w:val="1"/>
-          <w:szCs w:val="21"/>
-          <w:u w:val="single"/>
-        </w:rPr>
-        <w:t xml:space="preserve">      </w:t>
-      </w:r>
-      <w:r>
-        <w:rPr>
-          <w:rFonts w:hint="eastAsia" w:ascii="宋体" w:hAnsi="宋体"/>
-          <w:b w:val="1"/>
-          <w:bCs w:val="1"/>
-          <w:szCs w:val="21"/>
-        </w:rPr>
-        <w:t>日期</w:t>
-      </w:r>
-      <w:r>
-        <w:rPr>
-          <w:rFonts w:ascii="宋体" w:hAnsi="宋体"/>
-          <w:b w:val="1"/>
-          <w:bCs w:val="1"/>
-          <w:szCs w:val="21"/>
-          <w:u w:val="single"/>
-        </w:rPr>
-        <w:t xml:space="preserve">   </w:t>
-      </w:r>
-      <w:r>
-        <w:rPr>
-          <w:rFonts w:hint="eastAsia" w:ascii="宋体" w:hAnsi="宋体"/>
-          <w:b w:val="1"/>
-          <w:bCs w:val="1"/>
-          <w:szCs w:val="21"/>
-          <w:u w:val="single"/>
-        </w:rPr>
-        <w:t>202</w:t>
-      </w:r>
-      <w:r>
-        <w:rPr>
-          <w:rFonts w:hint="eastAsia" w:ascii="宋体" w:hAnsi="宋体"/>
-          <w:b w:val="1"/>
-          <w:bCs w:val="1"/>
-          <w:szCs w:val="21"/>
-          <w:u w:val="single"/>
-          <w:lang w:val="en-US" w:eastAsia="zh-CN"/>
-        </w:rPr>
-        <w:t>6</w:t>
-      </w:r>
-      <w:r>
-        <w:rPr>
-          <w:rFonts w:hint="eastAsia" w:ascii="宋体" w:hAnsi="宋体"/>
-          <w:b w:val="1"/>
-          <w:bCs w:val="1"/>
-          <w:szCs w:val="21"/>
-          <w:u w:val="single"/>
-        </w:rPr>
-        <w:t>/</w:t>
-      </w:r>
-      <w:r>
-        <w:rPr>
-          <w:rFonts w:hint="eastAsia" w:ascii="宋体" w:hAnsi="宋体"/>
-          <w:b w:val="1"/>
-          <w:bCs w:val="1"/>
-          <w:szCs w:val="21"/>
-          <w:u w:val="single"/>
-          <w:lang w:val="en-US" w:eastAsia="zh-CN"/>
-        </w:rPr>
-        <w:t>9</w:t>
-      </w:r>
-      <w:r>
-        <w:rPr>
-          <w:rFonts w:hint="eastAsia" w:ascii="宋体" w:hAnsi="宋体"/>
-          <w:b w:val="1"/>
-          <w:bCs w:val="1"/>
-          <w:szCs w:val="21"/>
-          <w:u w:val="single"/>
-        </w:rPr>
-        <w:t>/</w:t>
-      </w:r>
-      <w:r>
-        <w:rPr>
-          <w:rFonts w:hint="eastAsia" w:ascii="宋体" w:hAnsi="宋体"/>
-          <w:b w:val="1"/>
-          <w:bCs w:val="1"/>
-          <w:szCs w:val="21"/>
-          <w:u w:val="single"/>
-          <w:lang w:val="en-US" w:eastAsia="zh-CN"/>
-        </w:rPr>
-        <w:t>14</w:t>
-      </w:r>
-      <w:r>
-        <w:rPr>
-          <w:rFonts w:ascii="宋体" w:hAnsi="宋体"/>
-          <w:b w:val="1"/>
-          <w:bCs w:val="1"/>
-          <w:szCs w:val="21"/>
-          <w:u w:val="single"/>
-        </w:rPr>
-        <w:t xml:space="preserve">    </w:t>
-      </w:r>
     </w:p>
     <w:tbl>
       <w:tblPr>
-        <w:tblStyle w:val="00001b"/>
+        <w:tblStyle w:val="00000a"/>
         <w:tblW w:w="0" w:type="auto"/>
         <w:jc w:val="center"/>
         <w:tblBorders>
@@ -266,106 +41,6 @@
       </w:tblGrid>
       <w:tr>
         <w:trPr>
-          <w:trHeight w:val="624" w:hRule="atLeast"/>
-          <w:jc w:val="center"/>
-        </w:trPr>
-        <w:tc>
-          <w:tcPr>
-            <w:tcW w:w="1595" w:type="dxa"/>
-            <w:vAlign w:val="center"/>
-          </w:tcPr>
-          <w:p>
-            <w:pPr>
-              <w:spacing w:line="320" w:lineRule="exact"/>
-              <w:jc w:val="center"/>
-              <w:rPr>
-                <w:rFonts w:ascii="宋体" w:hAnsi="华文中宋"/>
-                <w:sz w:val="24"/>
-              </w:rPr>
-            </w:pPr>
-            <w:r>
-              <w:rPr>
-                <w:rFonts w:hint="eastAsia" w:ascii="宋体" w:hAnsi="华文中宋"/>
-                <w:sz w:val="24"/>
-              </w:rPr>
-              <w:t>课程名称</w:t>
-            </w:r>
-          </w:p>
-        </w:tc>
-        <w:tc>
-          <w:tcPr>
-            <w:tcW w:w="3338" w:type="dxa"/>
-            <w:vAlign w:val="center"/>
-          </w:tcPr>
-          <w:p>
-            <w:pPr>
-              <w:spacing w:line="320" w:lineRule="exact"/>
-              <w:jc w:val="center"/>
-              <w:rPr>
-                <w:rFonts w:ascii="宋体" w:hAnsi="华文中宋"/>
-                <w:sz w:val="24"/>
-              </w:rPr>
-            </w:pPr>
-            <w:r>
-              <w:rPr>
-                <w:rFonts w:hint="eastAsia" w:ascii="宋体" w:hAnsi="华文中宋"/>
-                <w:sz w:val="24"/>
-              </w:rPr>
-              <w:t>计算机视觉基础</w:t>
-            </w:r>
-          </w:p>
-        </w:tc>
-        <w:tc>
-          <w:tcPr>
-            <w:tcW w:w="1655" w:type="dxa"/>
-            <w:vAlign w:val="center"/>
-          </w:tcPr>
-          <w:p>
-            <w:pPr>
-              <w:spacing w:line="320" w:lineRule="exact"/>
-              <w:jc w:val="center"/>
-              <w:rPr>
-                <w:rFonts w:ascii="宋体" w:hAnsi="华文中宋"/>
-                <w:sz w:val="24"/>
-              </w:rPr>
-            </w:pPr>
-            <w:r>
-              <w:rPr>
-                <w:rFonts w:hint="eastAsia" w:ascii="宋体" w:hAnsi="华文中宋"/>
-                <w:sz w:val="24"/>
-              </w:rPr>
-              <w:t>实验室名称</w:t>
-            </w:r>
-          </w:p>
-        </w:tc>
-        <w:tc>
-          <w:tcPr>
-            <w:tcW w:w="2200" w:type="dxa"/>
-            <w:vAlign w:val="center"/>
-          </w:tcPr>
-          <w:p>
-            <w:pPr>
-              <w:spacing w:line="320" w:lineRule="exact"/>
-              <w:jc w:val="center"/>
-              <w:rPr>
-                <w:rFonts w:hint="default" w:ascii="宋体" w:hAnsi="华文中宋" w:eastAsia="宋体"/>
-                <w:sz w:val="24"/>
-                <w:lang w:val="en-US" w:eastAsia="zh-CN"/>
-              </w:rPr>
-            </w:pPr>
-            <w:r>
-              <w:rPr>
-                <w:rFonts w:hint="eastAsia" w:ascii="宋体" w:hAnsi="华文中宋"/>
-                <w:sz w:val="24"/>
-                <w:lang w:val="en-US" w:eastAsia="zh-CN"/>
-              </w:rPr>
-              <w:t>X3323</w:t>
-            </w:r>
-          </w:p>
-        </w:tc>
-      </w:tr>
-      <w:tr>
-        <w:trPr>
           <w:cantSplit w:val="1"/>
           <w:trHeight w:val="634" w:hRule="atLeast"/>
           <w:jc w:val="center"/>
@@ -417,98 +92,6 @@
               </w:rPr>
               <w:t>基于图搜素的图像分割</w:t>
             </w:r>
-          </w:p>
-        </w:tc>
-      </w:tr>
-      <w:tr>
-        <w:trPr>
-          <w:trHeight w:val="621" w:hRule="atLeast"/>
-          <w:jc w:val="center"/>
-        </w:trPr>
-        <w:tc>
-          <w:tcPr>
-            <w:tcW w:w="1595" w:type="dxa"/>
-            <w:vAlign w:val="center"/>
-          </w:tcPr>
-          <w:p>
-            <w:pPr>
-              <w:spacing w:line="320" w:lineRule="exact"/>
-              <w:jc w:val="center"/>
-              <w:rPr>
-                <w:rFonts w:ascii="宋体" w:hAnsi="华文中宋"/>
-                <w:sz w:val="24"/>
-              </w:rPr>
-            </w:pPr>
-            <w:r>
-              <w:rPr>
-                <w:rFonts w:hint="eastAsia" w:ascii="宋体" w:hAnsi="华文中宋"/>
-                <w:sz w:val="24"/>
-              </w:rPr>
-              <w:t>指导教师</w:t>
-            </w:r>
-          </w:p>
-        </w:tc>
-        <w:tc>
-          <w:tcPr>
-            <w:tcW w:w="3338" w:type="dxa"/>
-            <w:vAlign w:val="center"/>
-          </w:tcPr>
-          <w:p>
-            <w:pPr>
-              <w:pStyle w:val="000027"/>
-              <w:widowControl w:val="0"/>
-              <w:spacing w:before="0" w:beforeAutospacing="0" w:after="0" w:afterAutospacing="0" w:line="320" w:lineRule="exact"/>
-              <w:rPr>
-                <w:rFonts w:hAnsi="华文中宋"/>
-                <w:kern w:val="2"/>
-              </w:rPr>
-            </w:pPr>
-            <w:r>
-              <w:rPr>
-                <w:rFonts w:hint="eastAsia" w:hAnsi="华文中宋"/>
-                <w:kern w:val="2"/>
-              </w:rPr>
-              <w:t>刘飞强</w:t>
-            </w:r>
-          </w:p>
-        </w:tc>
-        <w:tc>
-          <w:tcPr>
-            <w:tcW w:w="1655" w:type="dxa"/>
-            <w:vAlign w:val="center"/>
-          </w:tcPr>
-          <w:p>
-            <w:pPr>
-              <w:spacing w:line="320" w:lineRule="exact"/>
-              <w:jc w:val="center"/>
-              <w:rPr>
-                <w:rFonts w:ascii="宋体" w:hAnsi="华文中宋"/>
-                <w:sz w:val="24"/>
-              </w:rPr>
-            </w:pPr>
-            <w:r>
-              <w:rPr>
-                <w:rFonts w:hint="eastAsia" w:ascii="宋体" w:hAnsi="华文中宋"/>
-                <w:sz w:val="24"/>
-              </w:rPr>
-              <w:t>成绩</w:t>
-            </w:r>
-          </w:p>
-        </w:tc>
-        <w:tc>
-          <w:tcPr>
-            <w:tcW w:w="2200" w:type="dxa"/>
-            <w:vAlign w:val="center"/>
-          </w:tcPr>
-          <w:p>
-            <w:pPr>
-              <w:spacing w:line="320" w:lineRule="exact"/>
-              <w:jc w:val="center"/>
-              <w:rPr>
-                <w:rFonts w:ascii="宋体" w:hAnsi="华文中宋"/>
-                <w:sz w:val="24"/>
-              </w:rPr>
-            </w:pPr>
           </w:p>
         </w:tc>
       </w:tr>
@@ -572,7 +155,7 @@
             </w:r>
             <w:r>
               <w:rPr>
-                <w:rStyle w:val="000025"/>
+                <w:rStyle w:val="000011"/>
                 <w:rFonts w:hint="eastAsia"/>
               </w:rPr>
               <w:t>基于图搜索的图像分割</w:t>
@@ -748,7 +331,7 @@
           </w:p>
           <w:p>
             <w:pPr>
-              <w:pStyle w:val="000023"/>
+              <w:pStyle w:val="000008"/>
               <w:keepNext w:val="0"/>
               <w:keepLines w:val="0"/>
               <w:widowControl w:val="1"/>
@@ -762,7 +345,7 @@
             </w:r>
             <w:r>
               <w:rPr>
-                <w:rStyle w:val="000025"/>
+                <w:rStyle w:val="000011"/>
                 <w:rFonts w:hint="eastAsia"/>
               </w:rPr>
               <w:t>迭代 GraphCut 图割算法</w:t>
@@ -789,7 +372,7 @@
             </w:pPr>
             <w:r>
               <w:rPr>
-                <w:rStyle w:val="000025"/>
+                <w:rStyle w:val="000011"/>
                 <w:rFonts w:hint="eastAsia"/>
               </w:rPr>
               <w:t>图模型构建</w:t>
@@ -816,7 +399,7 @@
             </w:pPr>
             <w:r>
               <w:rPr>
-                <w:rStyle w:val="000025"/>
+                <w:rStyle w:val="000011"/>
                 <w:rFonts w:hint="eastAsia"/>
               </w:rPr>
               <w:t>数据项</w:t>
@@ -843,7 +426,7 @@
             </w:pPr>
             <w:r>
               <w:rPr>
-                <w:rStyle w:val="000025"/>
+                <w:rStyle w:val="000011"/>
                 <w:rFonts w:hint="eastAsia"/>
               </w:rPr>
               <w:t>平滑项</w:t>
@@ -870,7 +453,7 @@
             </w:pPr>
             <w:r>
               <w:rPr>
-                <w:rStyle w:val="000025"/>
+                <w:rStyle w:val="000011"/>
                 <w:rFonts w:hint="eastAsia"/>
               </w:rPr>
               <w:t>能量最小化</w:t>
@@ -884,7 +467,7 @@
           </w:p>
           <w:p>
             <w:pPr>
-              <w:pStyle w:val="000023"/>
+              <w:pStyle w:val="000008"/>
               <w:keepNext w:val="0"/>
               <w:keepLines w:val="0"/>
               <w:widowControl w:val="1"/>
@@ -1006,7 +589,7 @@
           </w:p>
           <w:p>
             <w:pPr>
-              <w:pStyle w:val="000023"/>
+              <w:pStyle w:val="000008"/>
               <w:keepNext w:val="0"/>
               <w:keepLines w:val="0"/>
               <w:widowControl w:val="1"/>
@@ -1020,7 +603,7 @@
             </w:r>
             <w:r>
               <w:rPr>
-                <w:rStyle w:val="000025"/>
+                <w:rStyle w:val="000011"/>
                 <w:rFonts w:hint="eastAsia"/>
               </w:rPr>
               <w:t>最小割</w:t>
@@ -1034,7 +617,7 @@
           </w:p>
           <w:p>
             <w:pPr>
-              <w:pStyle w:val="000023"/>
+              <w:pStyle w:val="000008"/>
               <w:keepNext w:val="0"/>
               <w:keepLines w:val="0"/>
               <w:widowControl w:val="1"/>
@@ -1047,7 +630,7 @@
             </w:pPr>
             <w:r>
               <w:rPr>
-                <w:rStyle w:val="000025"/>
+                <w:rStyle w:val="000011"/>
                 <w:rFonts w:hint="eastAsia"/>
               </w:rPr>
               <w:t>迭代优化</w:t>
@@ -1061,7 +644,7 @@
           </w:p>
           <w:p>
             <w:pPr>
-              <w:pStyle w:val="000023"/>
+              <w:pStyle w:val="000008"/>
               <w:keepNext w:val="0"/>
               <w:keepLines w:val="0"/>
               <w:widowControl w:val="1"/>
@@ -1074,7 +657,7 @@
             </w:pPr>
             <w:r>
               <w:rPr>
-                <w:rStyle w:val="000025"/>
+                <w:rStyle w:val="000011"/>
                 <w:rFonts w:hint="eastAsia"/>
               </w:rPr>
               <w:t>预处理与后处理</w:t>
@@ -1088,7 +671,7 @@
           </w:p>
           <w:p>
             <w:pPr>
-              <w:pStyle w:val="000023"/>
+              <w:pStyle w:val="000008"/>
               <w:keepNext w:val="0"/>
               <w:keepLines w:val="0"/>
               <w:widowControl w:val="1"/>
@@ -1236,7 +819,7 @@
           </w:p>
           <w:p>
             <w:pPr>
-              <w:pStyle w:val="000023"/>
+              <w:pStyle w:val="000008"/>
               <w:keepNext w:val="0"/>
               <w:keepLines w:val="0"/>
               <w:widowControl w:val="1"/>
@@ -1315,7 +898,7 @@
             </w:pPr>
             <w:r>
               <w:rPr>
-                <w:rStyle w:val="000025"/>
+                <w:rStyle w:val="000011"/>
                 <w:rFonts w:hint="eastAsia"/>
               </w:rPr>
               <w:t>环境配置</w:t>
@@ -1328,7 +911,7 @@
             </w:r>
             <w:r>
               <w:rPr>
-                <w:rStyle w:val="000026"/>
+                <w:rStyle w:val="00000e"/>
               </w:rPr>
               <w:t>opencv-python</w:t>
             </w:r>
@@ -1340,7 +923,7 @@
             </w:r>
             <w:r>
               <w:rPr>
-                <w:rStyle w:val="000026"/>
+                <w:rStyle w:val="00000e"/>
               </w:rPr>
               <w:t>numpy</w:t>
             </w:r>
@@ -1352,7 +935,7 @@
             </w:r>
             <w:r>
               <w:rPr>
-                <w:rStyle w:val="000026"/>
+                <w:rStyle w:val="00000e"/>
               </w:rPr>
               <w:t>matplotlib</w:t>
             </w:r>
@@ -1378,7 +961,7 @@
             </w:pPr>
             <w:r>
               <w:rPr>
-                <w:rStyle w:val="000025"/>
+                <w:rStyle w:val="000011"/>
                 <w:rFonts w:hint="eastAsia"/>
               </w:rPr>
               <w:t>数据集准备</w:t>
@@ -1405,7 +988,7 @@
             </w:pPr>
             <w:r>
               <w:rPr>
-                <w:rStyle w:val="000025"/>
+                <w:rStyle w:val="000011"/>
                 <w:rFonts w:hint="eastAsia"/>
               </w:rPr>
               <w:t>编写改进版 GrabCut 图割代码</w:t>
@@ -1529,7 +1112,7 @@
             </w:pPr>
             <w:r>
               <w:rPr>
-                <w:rStyle w:val="000025"/>
+                <w:rStyle w:val="000011"/>
                 <w:rFonts w:hint="eastAsia"/>
               </w:rPr>
               <w:t>批量测试</w:t>
@@ -1556,7 +1139,7 @@
             </w:pPr>
             <w:r>
               <w:rPr>
-                <w:rStyle w:val="000025"/>
+                <w:rStyle w:val="000011"/>
                 <w:rFonts w:hint="eastAsia"/>
               </w:rPr>
               <w:t>结果可视化</w:t>
@@ -1583,7 +1166,7 @@
             </w:pPr>
             <w:r>
               <w:rPr>
-                <w:rStyle w:val="000025"/>
+                <w:rStyle w:val="000011"/>
                 <w:rFonts w:hint="eastAsia"/>
               </w:rPr>
               <w:t>结果分析</w:t>
@@ -3246,7 +2829,7 @@
           </w:p>
           <w:p>
             <w:pPr>
-              <w:pStyle w:val="000023"/>
+              <w:pStyle w:val="000008"/>
               <w:keepNext w:val="0"/>
               <w:keepLines w:val="0"/>
               <w:widowControl w:val="1"/>
@@ -3274,7 +2857,7 @@
             </w:pPr>
             <w:r>
               <w:rPr>
-                <w:rStyle w:val="000025"/>
+                <w:rStyle w:val="000011"/>
                 <w:rFonts w:hint="eastAsia"/>
               </w:rPr>
               <w:t>图像 1（小猫）</w:t>
@@ -3301,7 +2884,7 @@
             </w:pPr>
             <w:r>
               <w:rPr>
-                <w:rStyle w:val="000025"/>
+                <w:rStyle w:val="000011"/>
                 <w:rFonts w:hint="eastAsia"/>
               </w:rPr>
               <w:t>图像 2（人像）</w:t>
@@ -3328,7 +2911,7 @@
             </w:pPr>
             <w:r>
               <w:rPr>
-                <w:rStyle w:val="000025"/>
+                <w:rStyle w:val="000011"/>
                 <w:rFonts w:hint="eastAsia"/>
               </w:rPr>
               <w:t>图像 3（长颈鹿）</w:t>
@@ -3341,7 +2924,7 @@
             </w:r>
             <w:r>
               <w:rPr>
-                <w:rStyle w:val="000025"/>
+                <w:rStyle w:val="000011"/>
                 <w:rFonts w:hint="eastAsia"/>
               </w:rPr>
               <w:t>耗时显著高于前两张图片</w:t>
@@ -3414,7 +2997,7 @@
           </w:p>
           <w:p>
             <w:pPr>
-              <w:pStyle w:val="000023"/>
+              <w:pStyle w:val="000008"/>
               <w:keepNext w:val="0"/>
               <w:keepLines w:val="0"/>
               <w:widowControl w:val="1"/>
@@ -3459,7 +3042,7 @@
           </w:p>
           <w:p>
             <w:pPr>
-              <w:pStyle w:val="000019"/>
+              <w:pStyle w:val="000010"/>
               <w:keepNext w:val="0"/>
               <w:keepLines w:val="0"/>
               <w:widowControl w:val="1"/>
@@ -3505,8 +3088,8 @@
               <w:spacing w:before="0" w:beforeAutospacing="1" w:after="0" w:afterAutospacing="1"/>
               <w:ind w:left="720" w:hanging="360"/>
             </w:pPr>
-            <w:bookmarkStart w:id="2" w:name="_GoBack"/>
-            <w:bookmarkEnd w:id="2"/>
+            <w:bookmarkStart w:id="1" w:name="_GoBack"/>
+            <w:bookmarkEnd w:id="1"/>
             <w:r>
               <w:rPr>
                 <w:rFonts w:hint="eastAsia"/>
@@ -3596,7 +3179,7 @@
           </w:p>
           <w:p>
             <w:pPr>
-              <w:pStyle w:val="000019"/>
+              <w:pStyle w:val="000010"/>
               <w:keepNext w:val="0"/>
               <w:keepLines w:val="0"/>
               <w:widowControl w:val="1"/>
@@ -3651,7 +3234,7 @@
           </w:p>
           <w:p>
             <w:pPr>
-              <w:pStyle w:val="000019"/>
+              <w:pStyle w:val="000010"/>
               <w:keepNext w:val="0"/>
               <w:keepLines w:val="0"/>
               <w:widowControl w:val="1"/>
@@ -3666,7 +3249,7 @@
           </w:p>
           <w:p>
             <w:pPr>
-              <w:pStyle w:val="000023"/>
+              <w:pStyle w:val="000008"/>
               <w:keepNext w:val="0"/>
               <w:keepLines w:val="0"/>
               <w:widowControl w:val="1"/>
@@ -3721,23 +3304,23 @@
 
 <file path=word/endnotes.xml><?xml version="1.0" encoding="utf-8"?>
 <w:endnotes xmlns:w="http://schemas.openxmlformats.org/wordprocessingml/2006/main" xmlns:w14="http://schemas.microsoft.com/office/word/2010/wordml" xmlns:mc="http://schemas.openxmlformats.org/markup-compatibility/2006" mc:Ignorable="w14">
-  <w:endnote w:type="continuationSeparator" w:id="1">
+  <w:endnote w:type="separator" w:id="1">
     <w:p>
       <w:pPr>
         <w:spacing w:line="240" w:lineRule="auto"/>
       </w:pPr>
       <w:r>
-        <w:continuationSeparator/>
+        <w:separator/>
       </w:r>
     </w:p>
   </w:endnote>
-  <w:endnote w:type="separator" w:id="0">
+  <w:endnote w:type="continuationSeparator" w:id="0">
     <w:p>
       <w:pPr>
         <w:spacing w:line="240" w:lineRule="auto"/>
       </w:pPr>
       <w:r>
-        <w:separator/>
+        <w:continuationSeparator/>
       </w:r>
     </w:p>
   </w:endnote>
@@ -3746,23 +3329,23 @@
 
 <file path=word/footnotes.xml><?xml version="1.0" encoding="utf-8"?>
 <w:footnotes xmlns:w="http://schemas.openxmlformats.org/wordprocessingml/2006/main" xmlns:w14="http://schemas.microsoft.com/office/word/2010/wordml" xmlns:mc="http://schemas.openxmlformats.org/markup-compatibility/2006" mc:Ignorable="w14">
-  <w:footnote w:type="continuationSeparator" w:id="0">
+  <w:footnote w:type="separator" w:id="1">
     <w:p>
       <w:pPr>
         <w:spacing w:before="0" w:after="0" w:line="240" w:lineRule="auto"/>
       </w:pPr>
       <w:r>
-        <w:continuationSeparator/>
+        <w:separator/>
       </w:r>
     </w:p>
   </w:footnote>
-  <w:footnote w:type="separator" w:id="1">
+  <w:footnote w:type="continuationSeparator" w:id="0">
     <w:p>
       <w:pPr>
         <w:spacing w:before="0" w:after="0" w:line="240" w:lineRule="auto"/>
       </w:pPr>
       <w:r>
-        <w:separator/>
+        <w:continuationSeparator/>
       </w:r>
     </w:p>
   </w:footnote>
@@ -3772,6 +3355,155 @@
 <file path=word/numbering.xml><?xml version="1.0" encoding="utf-8"?>
 <w:numbering xmlns:w="http://schemas.openxmlformats.org/wordprocessingml/2006/main">
   <w:abstractNum w:abstractNumId="0">
+    <w:nsid w:val="B5475E4D"/>
+    <w:multiLevelType w:val="multilevel"/>
+    <w:tmpl w:val="B5475E4D"/>
+    <w:lvl w:ilvl="1" w:tentative="0">
+      <w:start w:val="1"/>
+      <w:numFmt w:val="bullet"/>
+      <w:lvlText w:val=""/>
+      <w:lvlJc w:val="left"/>
+      <w:pPr>
+        <w:tabs>
+          <w:tab w:val="left" w:pos="1440"/>
+        </w:tabs>
+        <w:ind w:left="1440" w:hanging="360"/>
+      </w:pPr>
+      <w:rPr>
+        <w:rFonts w:ascii="Symbol" w:hAnsi="Symbol" w:cs="Symbol"/>
+        <w:sz w:val="20"/>
+      </w:rPr>
+    </w:lvl>
+    <w:lvl w:ilvl="8" w:tentative="0">
+      <w:start w:val="1"/>
+      <w:numFmt w:val="decimal"/>
+      <w:lvlText w:val="%9."/>
+      <w:lvlJc w:val="left"/>
+      <w:pPr>
+        <w:tabs>
+          <w:tab w:val="left" w:pos="6118"/>
+        </w:tabs>
+        <w:ind w:left="6480" w:hanging="360"/>
+      </w:pPr>
+      <w:rPr>
+        <w:sz w:val="24"/>
+        <w:szCs w:val="24"/>
+      </w:rPr>
+    </w:lvl>
+    <w:lvl w:ilvl="2" w:tentative="0">
+      <w:start w:val="1"/>
+      <w:numFmt w:val="decimal"/>
+      <w:lvlText w:val="%3."/>
+      <w:lvlJc w:val="left"/>
+      <w:pPr>
+        <w:tabs>
+          <w:tab w:val="left" w:pos="2160"/>
+        </w:tabs>
+        <w:ind w:left="2160" w:hanging="360"/>
+      </w:pPr>
+      <w:rPr>
+        <w:sz w:val="24"/>
+        <w:szCs w:val="24"/>
+      </w:rPr>
+    </w:lvl>
+    <w:lvl w:ilvl="3" w:tentative="0">
+      <w:start w:val="1"/>
+      <w:numFmt w:val="decimal"/>
+      <w:lvlText w:val="%4."/>
+      <w:lvlJc w:val="left"/>
+      <w:pPr>
+        <w:tabs>
+          <w:tab w:val="left" w:pos="2517"/>
+        </w:tabs>
+        <w:ind w:left="2880" w:hanging="360"/>
+      </w:pPr>
+      <w:rPr>
+        <w:sz w:val="24"/>
+        <w:szCs w:val="24"/>
+      </w:rPr>
+    </w:lvl>
+    <w:lvl w:ilvl="5" w:tentative="0">
+      <w:start w:val="1"/>
+      <w:numFmt w:val="decimal"/>
+      <w:lvlText w:val="%6."/>
+      <w:lvlJc w:val="left"/>
+      <w:pPr>
+        <w:tabs>
+          <w:tab w:val="left" w:pos="3958"/>
+        </w:tabs>
+        <w:ind w:left="4320" w:hanging="360"/>
+      </w:pPr>
+      <w:rPr>
+        <w:sz w:val="24"/>
+        <w:szCs w:val="24"/>
+      </w:rPr>
+    </w:lvl>
+    <w:lvl w:ilvl="0" w:tentative="0">
+      <w:start w:val="1"/>
+      <w:numFmt w:val="decimal"/>
+      <w:lvlText w:val="%1."/>
+      <w:lvlJc w:val="left"/>
+      <w:pPr>
+        <w:tabs>
+          <w:tab w:val="left" w:pos="720"/>
+        </w:tabs>
+        <w:ind w:left="720" w:hanging="360"/>
+      </w:pPr>
+      <w:rPr>
+        <w:sz w:val="24"/>
+        <w:szCs w:val="24"/>
+      </w:rPr>
+    </w:lvl>
+    <w:lvl w:ilvl="4" w:tentative="0">
+      <w:start w:val="1"/>
+      <w:numFmt w:val="decimal"/>
+      <w:lvlText w:val="%5."/>
+      <w:lvlJc w:val="left"/>
+      <w:pPr>
+        <w:tabs>
+          <w:tab w:val="left" w:pos="3238"/>
+        </w:tabs>
+        <w:ind w:left="3600" w:hanging="360"/>
+      </w:pPr>
+      <w:rPr>
+        <w:sz w:val="24"/>
+        <w:szCs w:val="24"/>
+      </w:rPr>
+    </w:lvl>
+    <w:lvl w:ilvl="6" w:tentative="0">
+      <w:start w:val="1"/>
+      <w:numFmt w:val="decimal"/>
+      <w:lvlText w:val="%7."/>
+      <w:lvlJc w:val="left"/>
+      <w:pPr>
+        <w:tabs>
+          <w:tab w:val="left" w:pos="4678"/>
+        </w:tabs>
+        <w:ind w:left="5040" w:hanging="360"/>
+      </w:pPr>
+      <w:rPr>
+        <w:sz w:val="24"/>
+        <w:szCs w:val="24"/>
+      </w:rPr>
+    </w:lvl>
+    <w:lvl w:ilvl="7" w:tentative="0">
+      <w:start w:val="1"/>
+      <w:numFmt w:val="decimal"/>
+      <w:lvlText w:val="%8."/>
+      <w:lvlJc w:val="left"/>
+      <w:pPr>
+        <w:tabs>
+          <w:tab w:val="left" w:pos="5398"/>
+        </w:tabs>
+        <w:ind w:left="5760" w:hanging="360"/>
+      </w:pPr>
+      <w:rPr>
+        <w:sz w:val="24"/>
+        <w:szCs w:val="24"/>
+      </w:rPr>
+    </w:lvl>
+  </w:abstractNum>
+  <w:abstractNum w:abstractNumId="1">
     <w:nsid w:val="FF685A35"/>
     <w:multiLevelType w:val="singleLevel"/>
     <w:tmpl w:val="FF685A35"/>
@@ -3787,7 +3519,603 @@
       </w:pPr>
     </w:lvl>
   </w:abstractNum>
-  <w:abstractNum w:abstractNumId="1">
+  <w:abstractNum w:abstractNumId="2">
+    <w:nsid w:val="2C0DE0CA"/>
+    <w:multiLevelType w:val="multilevel"/>
+    <w:tmpl w:val="2C0DE0CA"/>
+    <w:lvl w:ilvl="3" w:tentative="0">
+      <w:start w:val="1"/>
+      <w:numFmt w:val="decimal"/>
+      <w:lvlText w:val="%4."/>
+      <w:lvlJc w:val="left"/>
+      <w:pPr>
+        <w:tabs>
+          <w:tab w:val="left" w:pos="2517"/>
+        </w:tabs>
+        <w:ind w:left="2880" w:hanging="360"/>
+      </w:pPr>
+      <w:rPr>
+        <w:sz w:val="24"/>
+        <w:szCs w:val="24"/>
+      </w:rPr>
+    </w:lvl>
+    <w:lvl w:ilvl="6" w:tentative="0">
+      <w:start w:val="1"/>
+      <w:numFmt w:val="decimal"/>
+      <w:lvlText w:val="%7."/>
+      <w:lvlJc w:val="left"/>
+      <w:pPr>
+        <w:tabs>
+          <w:tab w:val="left" w:pos="4678"/>
+        </w:tabs>
+        <w:ind w:left="5040" w:hanging="360"/>
+      </w:pPr>
+      <w:rPr>
+        <w:sz w:val="24"/>
+        <w:szCs w:val="24"/>
+      </w:rPr>
+    </w:lvl>
+    <w:lvl w:ilvl="0" w:tentative="0">
+      <w:start w:val="1"/>
+      <w:numFmt w:val="decimal"/>
+      <w:lvlText w:val="%1."/>
+      <w:lvlJc w:val="left"/>
+      <w:pPr>
+        <w:tabs>
+          <w:tab w:val="left" w:pos="720"/>
+        </w:tabs>
+        <w:ind w:left="720" w:hanging="360"/>
+      </w:pPr>
+      <w:rPr>
+        <w:sz w:val="24"/>
+        <w:szCs w:val="24"/>
+      </w:rPr>
+    </w:lvl>
+    <w:lvl w:ilvl="4" w:tentative="0">
+      <w:start w:val="1"/>
+      <w:numFmt w:val="decimal"/>
+      <w:lvlText w:val="%5."/>
+      <w:lvlJc w:val="left"/>
+      <w:pPr>
+        <w:tabs>
+          <w:tab w:val="left" w:pos="3238"/>
+        </w:tabs>
+        <w:ind w:left="3600" w:hanging="360"/>
+      </w:pPr>
+      <w:rPr>
+        <w:sz w:val="24"/>
+        <w:szCs w:val="24"/>
+      </w:rPr>
+    </w:lvl>
+    <w:lvl w:ilvl="5" w:tentative="0">
+      <w:start w:val="1"/>
+      <w:numFmt w:val="decimal"/>
+      <w:lvlText w:val="%6."/>
+      <w:lvlJc w:val="left"/>
+      <w:pPr>
+        <w:tabs>
+          <w:tab w:val="left" w:pos="3958"/>
+        </w:tabs>
+        <w:ind w:left="4320" w:hanging="360"/>
+      </w:pPr>
+      <w:rPr>
+        <w:sz w:val="24"/>
+        <w:szCs w:val="24"/>
+      </w:rPr>
+    </w:lvl>
+    <w:lvl w:ilvl="8" w:tentative="0">
+      <w:start w:val="1"/>
+      <w:numFmt w:val="decimal"/>
+      <w:lvlText w:val="%9."/>
+      <w:lvlJc w:val="left"/>
+      <w:pPr>
+        <w:tabs>
+          <w:tab w:val="left" w:pos="6118"/>
+        </w:tabs>
+        <w:ind w:left="6480" w:hanging="360"/>
+      </w:pPr>
+      <w:rPr>
+        <w:sz w:val="24"/>
+        <w:szCs w:val="24"/>
+      </w:rPr>
+    </w:lvl>
+    <w:lvl w:ilvl="2" w:tentative="0">
+      <w:start w:val="1"/>
+      <w:numFmt w:val="decimal"/>
+      <w:lvlText w:val="%3."/>
+      <w:lvlJc w:val="left"/>
+      <w:pPr>
+        <w:tabs>
+          <w:tab w:val="left" w:pos="2160"/>
+        </w:tabs>
+        <w:ind w:left="2160" w:hanging="360"/>
+      </w:pPr>
+      <w:rPr>
+        <w:sz w:val="24"/>
+        <w:szCs w:val="24"/>
+      </w:rPr>
+    </w:lvl>
+    <w:lvl w:ilvl="1" w:tentative="0">
+      <w:start w:val="1"/>
+      <w:numFmt w:val="decimal"/>
+      <w:lvlText w:val="%2."/>
+      <w:lvlJc w:val="left"/>
+      <w:pPr>
+        <w:tabs>
+          <w:tab w:val="left" w:pos="1440"/>
+        </w:tabs>
+        <w:ind w:left="1440" w:hanging="360"/>
+      </w:pPr>
+      <w:rPr>
+        <w:sz w:val="24"/>
+        <w:szCs w:val="24"/>
+      </w:rPr>
+    </w:lvl>
+    <w:lvl w:ilvl="7" w:tentative="0">
+      <w:start w:val="1"/>
+      <w:numFmt w:val="decimal"/>
+      <w:lvlText w:val="%8."/>
+      <w:lvlJc w:val="left"/>
+      <w:pPr>
+        <w:tabs>
+          <w:tab w:val="left" w:pos="5398"/>
+        </w:tabs>
+        <w:ind w:left="5760" w:hanging="360"/>
+      </w:pPr>
+      <w:rPr>
+        <w:sz w:val="24"/>
+        <w:szCs w:val="24"/>
+      </w:rPr>
+    </w:lvl>
+  </w:abstractNum>
+  <w:abstractNum w:abstractNumId="3">
+    <w:nsid w:val="86A1B726"/>
+    <w:multiLevelType w:val="multilevel"/>
+    <w:tmpl w:val="86A1B726"/>
+    <w:lvl w:ilvl="1" w:tentative="0">
+      <w:start w:val="1"/>
+      <w:numFmt w:val="decimal"/>
+      <w:lvlText w:val="%2."/>
+      <w:lvlJc w:val="left"/>
+      <w:pPr>
+        <w:tabs>
+          <w:tab w:val="left" w:pos="1440"/>
+        </w:tabs>
+        <w:ind w:left="1440" w:hanging="360"/>
+      </w:pPr>
+      <w:rPr>
+        <w:sz w:val="24"/>
+        <w:szCs w:val="24"/>
+      </w:rPr>
+    </w:lvl>
+    <w:lvl w:ilvl="3" w:tentative="0">
+      <w:start w:val="1"/>
+      <w:numFmt w:val="decimal"/>
+      <w:lvlText w:val="%4."/>
+      <w:lvlJc w:val="left"/>
+      <w:pPr>
+        <w:tabs>
+          <w:tab w:val="left" w:pos="2517"/>
+        </w:tabs>
+        <w:ind w:left="2880" w:hanging="360"/>
+      </w:pPr>
+      <w:rPr>
+        <w:sz w:val="24"/>
+        <w:szCs w:val="24"/>
+      </w:rPr>
+    </w:lvl>
+    <w:lvl w:ilvl="4" w:tentative="0">
+      <w:start w:val="1"/>
+      <w:numFmt w:val="decimal"/>
+      <w:lvlText w:val="%5."/>
+      <w:lvlJc w:val="left"/>
+      <w:pPr>
+        <w:tabs>
+          <w:tab w:val="left" w:pos="3238"/>
+        </w:tabs>
+        <w:ind w:left="3600" w:hanging="360"/>
+      </w:pPr>
+      <w:rPr>
+        <w:sz w:val="24"/>
+        <w:szCs w:val="24"/>
+      </w:rPr>
+    </w:lvl>
+    <w:lvl w:ilvl="5" w:tentative="0">
+      <w:start w:val="1"/>
+      <w:numFmt w:val="decimal"/>
+      <w:lvlText w:val="%6."/>
+      <w:lvlJc w:val="left"/>
+      <w:pPr>
+        <w:tabs>
+          <w:tab w:val="left" w:pos="3958"/>
+        </w:tabs>
+        <w:ind w:left="4320" w:hanging="360"/>
+      </w:pPr>
+      <w:rPr>
+        <w:sz w:val="24"/>
+        <w:szCs w:val="24"/>
+      </w:rPr>
+    </w:lvl>
+    <w:lvl w:ilvl="8" w:tentative="0">
+      <w:start w:val="1"/>
+      <w:numFmt w:val="decimal"/>
+      <w:lvlText w:val="%9."/>
+      <w:lvlJc w:val="left"/>
+      <w:pPr>
+        <w:tabs>
+          <w:tab w:val="left" w:pos="6118"/>
+        </w:tabs>
+        <w:ind w:left="6480" w:hanging="360"/>
+      </w:pPr>
+      <w:rPr>
+        <w:sz w:val="24"/>
+        <w:szCs w:val="24"/>
+      </w:rPr>
+    </w:lvl>
+    <w:lvl w:ilvl="2" w:tentative="0">
+      <w:start w:val="1"/>
+      <w:numFmt w:val="decimal"/>
+      <w:lvlText w:val="%3."/>
+      <w:lvlJc w:val="left"/>
+      <w:pPr>
+        <w:tabs>
+          <w:tab w:val="left" w:pos="2160"/>
+        </w:tabs>
+        <w:ind w:left="2160" w:hanging="360"/>
+      </w:pPr>
+      <w:rPr>
+        <w:sz w:val="24"/>
+        <w:szCs w:val="24"/>
+      </w:rPr>
+    </w:lvl>
+    <w:lvl w:ilvl="7" w:tentative="0">
+      <w:start w:val="1"/>
+      <w:numFmt w:val="decimal"/>
+      <w:lvlText w:val="%8."/>
+      <w:lvlJc w:val="left"/>
+      <w:pPr>
+        <w:tabs>
+          <w:tab w:val="left" w:pos="5398"/>
+        </w:tabs>
+        <w:ind w:left="5760" w:hanging="360"/>
+      </w:pPr>
+      <w:rPr>
+        <w:sz w:val="24"/>
+        <w:szCs w:val="24"/>
+      </w:rPr>
+    </w:lvl>
+    <w:lvl w:ilvl="0" w:tentative="0">
+      <w:start w:val="1"/>
+      <w:numFmt w:val="decimal"/>
+      <w:lvlText w:val="%1."/>
+      <w:lvlJc w:val="left"/>
+      <w:pPr>
+        <w:tabs>
+          <w:tab w:val="left" w:pos="720"/>
+        </w:tabs>
+        <w:ind w:left="720" w:hanging="360"/>
+      </w:pPr>
+      <w:rPr>
+        <w:sz w:val="24"/>
+        <w:szCs w:val="24"/>
+      </w:rPr>
+    </w:lvl>
+    <w:lvl w:ilvl="6" w:tentative="0">
+      <w:start w:val="1"/>
+      <w:numFmt w:val="decimal"/>
+      <w:lvlText w:val="%7."/>
+      <w:lvlJc w:val="left"/>
+      <w:pPr>
+        <w:tabs>
+          <w:tab w:val="left" w:pos="4678"/>
+        </w:tabs>
+        <w:ind w:left="5040" w:hanging="360"/>
+      </w:pPr>
+      <w:rPr>
+        <w:sz w:val="24"/>
+        <w:szCs w:val="24"/>
+      </w:rPr>
+    </w:lvl>
+  </w:abstractNum>
+  <w:abstractNum w:abstractNumId="4">
+    <w:nsid w:val="FE3EF913"/>
+    <w:multiLevelType w:val="multilevel"/>
+    <w:tmpl w:val="FE3EF913"/>
+    <w:lvl w:ilvl="1" w:tentative="0">
+      <w:start w:val="1"/>
+      <w:numFmt w:val="bullet"/>
+      <w:lvlText w:val=""/>
+      <w:lvlJc w:val="left"/>
+      <w:pPr>
+        <w:tabs>
+          <w:tab w:val="left" w:pos="1440"/>
+        </w:tabs>
+        <w:ind w:left="1440" w:hanging="360"/>
+      </w:pPr>
+      <w:rPr>
+        <w:rFonts w:ascii="Symbol" w:hAnsi="Symbol" w:cs="Symbol"/>
+        <w:sz w:val="20"/>
+      </w:rPr>
+    </w:lvl>
+    <w:lvl w:ilvl="2" w:tentative="0">
+      <w:start w:val="1"/>
+      <w:numFmt w:val="decimal"/>
+      <w:lvlText w:val="%3."/>
+      <w:lvlJc w:val="left"/>
+      <w:pPr>
+        <w:tabs>
+          <w:tab w:val="left" w:pos="2160"/>
+        </w:tabs>
+        <w:ind w:left="2160" w:hanging="360"/>
+      </w:pPr>
+      <w:rPr>
+        <w:sz w:val="24"/>
+        <w:szCs w:val="24"/>
+      </w:rPr>
+    </w:lvl>
+    <w:lvl w:ilvl="7" w:tentative="0">
+      <w:start w:val="1"/>
+      <w:numFmt w:val="decimal"/>
+      <w:lvlText w:val="%8."/>
+      <w:lvlJc w:val="left"/>
+      <w:pPr>
+        <w:tabs>
+          <w:tab w:val="left" w:pos="5398"/>
+        </w:tabs>
+        <w:ind w:left="5760" w:hanging="360"/>
+      </w:pPr>
+      <w:rPr>
+        <w:sz w:val="24"/>
+        <w:szCs w:val="24"/>
+      </w:rPr>
+    </w:lvl>
+    <w:lvl w:ilvl="3" w:tentative="0">
+      <w:start w:val="1"/>
+      <w:numFmt w:val="decimal"/>
+      <w:lvlText w:val="%4."/>
+      <w:lvlJc w:val="left"/>
+      <w:pPr>
+        <w:tabs>
+          <w:tab w:val="left" w:pos="2517"/>
+        </w:tabs>
+        <w:ind w:left="2880" w:hanging="360"/>
+      </w:pPr>
+      <w:rPr>
+        <w:sz w:val="24"/>
+        <w:szCs w:val="24"/>
+      </w:rPr>
+    </w:lvl>
+    <w:lvl w:ilvl="4" w:tentative="0">
+      <w:start w:val="1"/>
+      <w:numFmt w:val="decimal"/>
+      <w:lvlText w:val="%5."/>
+      <w:lvlJc w:val="left"/>
+      <w:pPr>
+        <w:tabs>
+          <w:tab w:val="left" w:pos="3238"/>
+        </w:tabs>
+        <w:ind w:left="3600" w:hanging="360"/>
+      </w:pPr>
+      <w:rPr>
+        <w:sz w:val="24"/>
+        <w:szCs w:val="24"/>
+      </w:rPr>
+    </w:lvl>
+    <w:lvl w:ilvl="6" w:tentative="0">
+      <w:start w:val="1"/>
+      <w:numFmt w:val="decimal"/>
+      <w:lvlText w:val="%7."/>
+      <w:lvlJc w:val="left"/>
+      <w:pPr>
+        <w:tabs>
+          <w:tab w:val="left" w:pos="4678"/>
+        </w:tabs>
+        <w:ind w:left="5040" w:hanging="360"/>
+      </w:pPr>
+      <w:rPr>
+        <w:sz w:val="24"/>
+        <w:szCs w:val="24"/>
+      </w:rPr>
+    </w:lvl>
+    <w:lvl w:ilvl="5" w:tentative="0">
+      <w:start w:val="1"/>
+      <w:numFmt w:val="decimal"/>
+      <w:lvlText w:val="%6."/>
+      <w:lvlJc w:val="left"/>
+      <w:pPr>
+        <w:tabs>
+          <w:tab w:val="left" w:pos="3958"/>
+        </w:tabs>
+        <w:ind w:left="4320" w:hanging="360"/>
+      </w:pPr>
+      <w:rPr>
+        <w:sz w:val="24"/>
+        <w:szCs w:val="24"/>
+      </w:rPr>
+    </w:lvl>
+    <w:lvl w:ilvl="0" w:tentative="0">
+      <w:start w:val="1"/>
+      <w:numFmt w:val="decimal"/>
+      <w:lvlText w:val="%1."/>
+      <w:lvlJc w:val="left"/>
+      <w:pPr>
+        <w:tabs>
+          <w:tab w:val="left" w:pos="720"/>
+        </w:tabs>
+        <w:ind w:left="720" w:hanging="360"/>
+      </w:pPr>
+      <w:rPr>
+        <w:sz w:val="24"/>
+        <w:szCs w:val="24"/>
+      </w:rPr>
+    </w:lvl>
+    <w:lvl w:ilvl="8" w:tentative="0">
+      <w:start w:val="1"/>
+      <w:numFmt w:val="decimal"/>
+      <w:lvlText w:val="%9."/>
+      <w:lvlJc w:val="left"/>
+      <w:pPr>
+        <w:tabs>
+          <w:tab w:val="left" w:pos="6118"/>
+        </w:tabs>
+        <w:ind w:left="6480" w:hanging="360"/>
+      </w:pPr>
+      <w:rPr>
+        <w:sz w:val="24"/>
+        <w:szCs w:val="24"/>
+      </w:rPr>
+    </w:lvl>
+  </w:abstractNum>
+  <w:abstractNum w:abstractNumId="5">
+    <w:nsid w:val="88D57C33"/>
+    <w:multiLevelType w:val="multilevel"/>
+    <w:tmpl w:val="88D57C33"/>
+    <w:lvl w:ilvl="3" w:tentative="0">
+      <w:start w:val="1"/>
+      <w:numFmt w:val="bullet"/>
+      <w:lvlText w:val=""/>
+      <w:lvlJc w:val="left"/>
+      <w:pPr>
+        <w:tabs>
+          <w:tab w:val="left" w:pos="2880"/>
+        </w:tabs>
+        <w:ind w:left="2880" w:hanging="360"/>
+      </w:pPr>
+      <w:rPr>
+        <w:rFonts w:hint="default" w:ascii="Symbol" w:hAnsi="Symbol" w:cs="Symbol"/>
+        <w:sz w:val="20"/>
+      </w:rPr>
+    </w:lvl>
+    <w:lvl w:ilvl="8" w:tentative="0">
+      <w:start w:val="1"/>
+      <w:numFmt w:val="bullet"/>
+      <w:lvlText w:val=""/>
+      <w:lvlJc w:val="left"/>
+      <w:pPr>
+        <w:tabs>
+          <w:tab w:val="left" w:pos="6480"/>
+        </w:tabs>
+        <w:ind w:left="6480" w:hanging="360"/>
+      </w:pPr>
+      <w:rPr>
+        <w:rFonts w:hint="default" w:ascii="Symbol" w:hAnsi="Symbol" w:cs="Symbol"/>
+        <w:sz w:val="20"/>
+      </w:rPr>
+    </w:lvl>
+    <w:lvl w:ilvl="4" w:tentative="0">
+      <w:start w:val="1"/>
+      <w:numFmt w:val="bullet"/>
+      <w:lvlText w:val=""/>
+      <w:lvlJc w:val="left"/>
+      <w:pPr>
+        <w:tabs>
+          <w:tab w:val="left" w:pos="3600"/>
+        </w:tabs>
+        <w:ind w:left="3600" w:hanging="360"/>
+      </w:pPr>
+      <w:rPr>
+        <w:rFonts w:hint="default" w:ascii="Symbol" w:hAnsi="Symbol" w:cs="Symbol"/>
+        <w:sz w:val="20"/>
+      </w:rPr>
+    </w:lvl>
+    <w:lvl w:ilvl="1" w:tentative="0">
+      <w:start w:val="1"/>
+      <w:numFmt w:val="decimal"/>
+      <w:lvlText w:val="%2."/>
+      <w:lvlJc w:val="left"/>
+      <w:pPr>
+        <w:tabs>
+          <w:tab w:val="left" w:pos="1440"/>
+        </w:tabs>
+        <w:ind w:left="1440" w:hanging="360"/>
+      </w:pPr>
+      <w:rPr>
+        <w:sz w:val="24"/>
+        <w:szCs w:val="24"/>
+      </w:rPr>
+    </w:lvl>
+    <w:lvl w:ilvl="5" w:tentative="0">
+      <w:start w:val="1"/>
+      <w:numFmt w:val="bullet"/>
+      <w:lvlText w:val=""/>
+      <w:lvlJc w:val="left"/>
+      <w:pPr>
+        <w:tabs>
+          <w:tab w:val="left" w:pos="4320"/>
+        </w:tabs>
+        <w:ind w:left="4320" w:hanging="360"/>
+      </w:pPr>
+      <w:rPr>
+        <w:rFonts w:hint="default" w:ascii="Symbol" w:hAnsi="Symbol" w:cs="Symbol"/>
+        <w:sz w:val="20"/>
+      </w:rPr>
+    </w:lvl>
+    <w:lvl w:ilvl="0" w:tentative="0">
+      <w:start w:val="1"/>
+      <w:numFmt w:val="bullet"/>
+      <w:lvlText w:val=""/>
+      <w:lvlJc w:val="left"/>
+      <w:pPr>
+        <w:tabs>
+          <w:tab w:val="left" w:pos="720"/>
+        </w:tabs>
+        <w:ind w:left="720" w:hanging="360"/>
+      </w:pPr>
+      <w:rPr>
+        <w:rFonts w:ascii="Symbol" w:hAnsi="Symbol" w:cs="Symbol"/>
+        <w:sz w:val="20"/>
+      </w:rPr>
+    </w:lvl>
+    <w:lvl w:ilvl="2" w:tentative="0">
+      <w:start w:val="1"/>
+      <w:numFmt w:val="bullet"/>
+      <w:lvlText w:val=""/>
+      <w:lvlJc w:val="left"/>
+      <w:pPr>
+        <w:tabs>
+          <w:tab w:val="left" w:pos="2160"/>
+        </w:tabs>
+        <w:ind w:left="2160" w:hanging="360"/>
+      </w:pPr>
+      <w:rPr>
+        <w:rFonts w:hint="default" w:ascii="Symbol" w:hAnsi="Symbol" w:cs="Symbol"/>
+        <w:sz w:val="20"/>
+      </w:rPr>
+    </w:lvl>
+    <w:lvl w:ilvl="7" w:tentative="0">
+      <w:start w:val="1"/>
+      <w:numFmt w:val="bullet"/>
+      <w:lvlText w:val=""/>
+      <w:lvlJc w:val="left"/>
+      <w:pPr>
+        <w:tabs>
+          <w:tab w:val="left" w:pos="5760"/>
+        </w:tabs>
+        <w:ind w:left="5760" w:hanging="360"/>
+      </w:pPr>
+      <w:rPr>
+        <w:rFonts w:hint="default" w:ascii="Symbol" w:hAnsi="Symbol" w:cs="Symbol"/>
+        <w:sz w:val="20"/>
+      </w:rPr>
+    </w:lvl>
+    <w:lvl w:ilvl="6" w:tentative="0">
+      <w:start w:val="1"/>
+      <w:numFmt w:val="bullet"/>
+      <w:lvlText w:val=""/>
+      <w:lvlJc w:val="left"/>
+      <w:pPr>
+        <w:tabs>
+          <w:tab w:val="left" w:pos="5040"/>
+        </w:tabs>
+        <w:ind w:left="5040" w:hanging="360"/>
+      </w:pPr>
+      <w:rPr>
+        <w:rFonts w:hint="default" w:ascii="Symbol" w:hAnsi="Symbol" w:cs="Symbol"/>
+        <w:sz w:val="20"/>
+      </w:rPr>
+    </w:lvl>
+  </w:abstractNum>
+  <w:abstractNum w:abstractNumId="6">
     <w:nsid w:val="E02B56A1"/>
     <w:multiLevelType w:val="singleLevel"/>
     <w:tmpl w:val="E02B56A1"/>
@@ -3803,755 +4131,122 @@
       </w:pPr>
     </w:lvl>
   </w:abstractNum>
-  <w:abstractNum w:abstractNumId="2">
-    <w:nsid w:val="2C0DE0CA"/>
-    <w:multiLevelType w:val="multilevel"/>
-    <w:tmpl w:val="2C0DE0CA"/>
-    <w:lvl w:ilvl="8" w:tentative="0">
-      <w:start w:val="1"/>
-      <w:numFmt w:val="decimal"/>
-      <w:lvlText w:val="%9."/>
-      <w:lvlJc w:val="left"/>
-      <w:pPr>
-        <w:tabs>
-          <w:tab w:val="left" w:pos="6118"/>
-        </w:tabs>
-        <w:ind w:left="6480" w:hanging="360"/>
-      </w:pPr>
-      <w:rPr>
-        <w:sz w:val="24"/>
-        <w:szCs w:val="24"/>
-      </w:rPr>
-    </w:lvl>
-    <w:lvl w:ilvl="2" w:tentative="0">
-      <w:start w:val="1"/>
-      <w:numFmt w:val="decimal"/>
-      <w:lvlText w:val="%3."/>
-      <w:lvlJc w:val="left"/>
-      <w:pPr>
-        <w:tabs>
-          <w:tab w:val="left" w:pos="2160"/>
-        </w:tabs>
-        <w:ind w:left="2160" w:hanging="360"/>
-      </w:pPr>
-      <w:rPr>
-        <w:sz w:val="24"/>
-        <w:szCs w:val="24"/>
-      </w:rPr>
-    </w:lvl>
-    <w:lvl w:ilvl="4" w:tentative="0">
-      <w:start w:val="1"/>
-      <w:numFmt w:val="decimal"/>
-      <w:lvlText w:val="%5."/>
-      <w:lvlJc w:val="left"/>
-      <w:pPr>
-        <w:tabs>
-          <w:tab w:val="left" w:pos="3238"/>
-        </w:tabs>
-        <w:ind w:left="3600" w:hanging="360"/>
-      </w:pPr>
-      <w:rPr>
-        <w:sz w:val="24"/>
-        <w:szCs w:val="24"/>
-      </w:rPr>
-    </w:lvl>
-    <w:lvl w:ilvl="6" w:tentative="0">
-      <w:start w:val="1"/>
-      <w:numFmt w:val="decimal"/>
-      <w:lvlText w:val="%7."/>
-      <w:lvlJc w:val="left"/>
-      <w:pPr>
-        <w:tabs>
-          <w:tab w:val="left" w:pos="4678"/>
-        </w:tabs>
-        <w:ind w:left="5040" w:hanging="360"/>
-      </w:pPr>
-      <w:rPr>
-        <w:sz w:val="24"/>
-        <w:szCs w:val="24"/>
-      </w:rPr>
-    </w:lvl>
-    <w:lvl w:ilvl="7" w:tentative="0">
-      <w:start w:val="1"/>
-      <w:numFmt w:val="decimal"/>
-      <w:lvlText w:val="%8."/>
-      <w:lvlJc w:val="left"/>
-      <w:pPr>
-        <w:tabs>
-          <w:tab w:val="left" w:pos="5398"/>
-        </w:tabs>
-        <w:ind w:left="5760" w:hanging="360"/>
-      </w:pPr>
-      <w:rPr>
-        <w:sz w:val="24"/>
-        <w:szCs w:val="24"/>
-      </w:rPr>
-    </w:lvl>
-    <w:lvl w:ilvl="1" w:tentative="0">
-      <w:start w:val="1"/>
-      <w:numFmt w:val="decimal"/>
-      <w:lvlText w:val="%2."/>
-      <w:lvlJc w:val="left"/>
-      <w:pPr>
-        <w:tabs>
-          <w:tab w:val="left" w:pos="1440"/>
-        </w:tabs>
-        <w:ind w:left="1440" w:hanging="360"/>
-      </w:pPr>
-      <w:rPr>
-        <w:sz w:val="24"/>
-        <w:szCs w:val="24"/>
-      </w:rPr>
-    </w:lvl>
-    <w:lvl w:ilvl="0" w:tentative="0">
-      <w:start w:val="1"/>
-      <w:numFmt w:val="decimal"/>
-      <w:lvlText w:val="%1."/>
-      <w:lvlJc w:val="left"/>
-      <w:pPr>
-        <w:tabs>
-          <w:tab w:val="left" w:pos="720"/>
-        </w:tabs>
-        <w:ind w:left="720" w:hanging="360"/>
-      </w:pPr>
-      <w:rPr>
-        <w:sz w:val="24"/>
-        <w:szCs w:val="24"/>
-      </w:rPr>
-    </w:lvl>
-    <w:lvl w:ilvl="3" w:tentative="0">
-      <w:start w:val="1"/>
-      <w:numFmt w:val="decimal"/>
-      <w:lvlText w:val="%4."/>
-      <w:lvlJc w:val="left"/>
-      <w:pPr>
-        <w:tabs>
-          <w:tab w:val="left" w:pos="2517"/>
-        </w:tabs>
-        <w:ind w:left="2880" w:hanging="360"/>
-      </w:pPr>
-      <w:rPr>
-        <w:sz w:val="24"/>
-        <w:szCs w:val="24"/>
-      </w:rPr>
-    </w:lvl>
-    <w:lvl w:ilvl="5" w:tentative="0">
-      <w:start w:val="1"/>
-      <w:numFmt w:val="decimal"/>
-      <w:lvlText w:val="%6."/>
-      <w:lvlJc w:val="left"/>
-      <w:pPr>
-        <w:tabs>
-          <w:tab w:val="left" w:pos="3958"/>
-        </w:tabs>
-        <w:ind w:left="4320" w:hanging="360"/>
-      </w:pPr>
-      <w:rPr>
-        <w:sz w:val="24"/>
-        <w:szCs w:val="24"/>
-      </w:rPr>
-    </w:lvl>
-  </w:abstractNum>
-  <w:abstractNum w:abstractNumId="3">
-    <w:nsid w:val="FE3EF913"/>
-    <w:multiLevelType w:val="multilevel"/>
-    <w:tmpl w:val="FE3EF913"/>
-    <w:lvl w:ilvl="6" w:tentative="0">
-      <w:start w:val="1"/>
-      <w:numFmt w:val="decimal"/>
-      <w:lvlText w:val="%7."/>
-      <w:lvlJc w:val="left"/>
-      <w:pPr>
-        <w:tabs>
-          <w:tab w:val="left" w:pos="4678"/>
-        </w:tabs>
-        <w:ind w:left="5040" w:hanging="360"/>
-      </w:pPr>
-      <w:rPr>
-        <w:sz w:val="24"/>
-        <w:szCs w:val="24"/>
-      </w:rPr>
-    </w:lvl>
-    <w:lvl w:ilvl="4" w:tentative="0">
-      <w:start w:val="1"/>
-      <w:numFmt w:val="decimal"/>
-      <w:lvlText w:val="%5."/>
-      <w:lvlJc w:val="left"/>
-      <w:pPr>
-        <w:tabs>
-          <w:tab w:val="left" w:pos="3238"/>
-        </w:tabs>
-        <w:ind w:left="3600" w:hanging="360"/>
-      </w:pPr>
-      <w:rPr>
-        <w:sz w:val="24"/>
-        <w:szCs w:val="24"/>
-      </w:rPr>
-    </w:lvl>
-    <w:lvl w:ilvl="8" w:tentative="0">
-      <w:start w:val="1"/>
-      <w:numFmt w:val="decimal"/>
-      <w:lvlText w:val="%9."/>
-      <w:lvlJc w:val="left"/>
-      <w:pPr>
-        <w:tabs>
-          <w:tab w:val="left" w:pos="6118"/>
-        </w:tabs>
-        <w:ind w:left="6480" w:hanging="360"/>
-      </w:pPr>
-      <w:rPr>
-        <w:sz w:val="24"/>
-        <w:szCs w:val="24"/>
-      </w:rPr>
-    </w:lvl>
-    <w:lvl w:ilvl="3" w:tentative="0">
-      <w:start w:val="1"/>
-      <w:numFmt w:val="decimal"/>
-      <w:lvlText w:val="%4."/>
-      <w:lvlJc w:val="left"/>
-      <w:pPr>
-        <w:tabs>
-          <w:tab w:val="left" w:pos="2517"/>
-        </w:tabs>
-        <w:ind w:left="2880" w:hanging="360"/>
-      </w:pPr>
-      <w:rPr>
-        <w:sz w:val="24"/>
-        <w:szCs w:val="24"/>
-      </w:rPr>
-    </w:lvl>
-    <w:lvl w:ilvl="7" w:tentative="0">
-      <w:start w:val="1"/>
-      <w:numFmt w:val="decimal"/>
-      <w:lvlText w:val="%8."/>
-      <w:lvlJc w:val="left"/>
-      <w:pPr>
-        <w:tabs>
-          <w:tab w:val="left" w:pos="5398"/>
-        </w:tabs>
-        <w:ind w:left="5760" w:hanging="360"/>
-      </w:pPr>
-      <w:rPr>
-        <w:sz w:val="24"/>
-        <w:szCs w:val="24"/>
-      </w:rPr>
-    </w:lvl>
-    <w:lvl w:ilvl="1" w:tentative="0">
-      <w:start w:val="1"/>
-      <w:numFmt w:val="bullet"/>
-      <w:lvlText w:val=""/>
-      <w:lvlJc w:val="left"/>
-      <w:pPr>
-        <w:tabs>
-          <w:tab w:val="left" w:pos="1440"/>
-        </w:tabs>
-        <w:ind w:left="1440" w:hanging="360"/>
-      </w:pPr>
-      <w:rPr>
-        <w:rFonts w:ascii="Symbol" w:hAnsi="Symbol" w:cs="Symbol"/>
-        <w:sz w:val="20"/>
-      </w:rPr>
-    </w:lvl>
-    <w:lvl w:ilvl="2" w:tentative="0">
-      <w:start w:val="1"/>
-      <w:numFmt w:val="decimal"/>
-      <w:lvlText w:val="%3."/>
-      <w:lvlJc w:val="left"/>
-      <w:pPr>
-        <w:tabs>
-          <w:tab w:val="left" w:pos="2160"/>
-        </w:tabs>
-        <w:ind w:left="2160" w:hanging="360"/>
-      </w:pPr>
-      <w:rPr>
-        <w:sz w:val="24"/>
-        <w:szCs w:val="24"/>
-      </w:rPr>
-    </w:lvl>
-    <w:lvl w:ilvl="5" w:tentative="0">
-      <w:start w:val="1"/>
-      <w:numFmt w:val="decimal"/>
-      <w:lvlText w:val="%6."/>
-      <w:lvlJc w:val="left"/>
-      <w:pPr>
-        <w:tabs>
-          <w:tab w:val="left" w:pos="3958"/>
-        </w:tabs>
-        <w:ind w:left="4320" w:hanging="360"/>
-      </w:pPr>
-      <w:rPr>
-        <w:sz w:val="24"/>
-        <w:szCs w:val="24"/>
-      </w:rPr>
-    </w:lvl>
-    <w:lvl w:ilvl="0" w:tentative="0">
-      <w:start w:val="1"/>
-      <w:numFmt w:val="decimal"/>
-      <w:lvlText w:val="%1."/>
-      <w:lvlJc w:val="left"/>
-      <w:pPr>
-        <w:tabs>
-          <w:tab w:val="left" w:pos="720"/>
-        </w:tabs>
-        <w:ind w:left="720" w:hanging="360"/>
-      </w:pPr>
-      <w:rPr>
-        <w:sz w:val="24"/>
-        <w:szCs w:val="24"/>
-      </w:rPr>
-    </w:lvl>
-  </w:abstractNum>
-  <w:abstractNum w:abstractNumId="4">
-    <w:nsid w:val="B5475E4D"/>
-    <w:multiLevelType w:val="multilevel"/>
-    <w:tmpl w:val="B5475E4D"/>
-    <w:lvl w:ilvl="7" w:tentative="0">
-      <w:start w:val="1"/>
-      <w:numFmt w:val="decimal"/>
-      <w:lvlText w:val="%8."/>
-      <w:lvlJc w:val="left"/>
-      <w:pPr>
-        <w:tabs>
-          <w:tab w:val="left" w:pos="5398"/>
-        </w:tabs>
-        <w:ind w:left="5760" w:hanging="360"/>
-      </w:pPr>
-      <w:rPr>
-        <w:sz w:val="24"/>
-        <w:szCs w:val="24"/>
-      </w:rPr>
-    </w:lvl>
-    <w:lvl w:ilvl="1" w:tentative="0">
-      <w:start w:val="1"/>
-      <w:numFmt w:val="bullet"/>
-      <w:lvlText w:val=""/>
-      <w:lvlJc w:val="left"/>
-      <w:pPr>
-        <w:tabs>
-          <w:tab w:val="left" w:pos="1440"/>
-        </w:tabs>
-        <w:ind w:left="1440" w:hanging="360"/>
-      </w:pPr>
-      <w:rPr>
-        <w:rFonts w:ascii="Symbol" w:hAnsi="Symbol" w:cs="Symbol"/>
-        <w:sz w:val="20"/>
-      </w:rPr>
-    </w:lvl>
-    <w:lvl w:ilvl="5" w:tentative="0">
-      <w:start w:val="1"/>
-      <w:numFmt w:val="decimal"/>
-      <w:lvlText w:val="%6."/>
-      <w:lvlJc w:val="left"/>
-      <w:pPr>
-        <w:tabs>
-          <w:tab w:val="left" w:pos="3958"/>
-        </w:tabs>
-        <w:ind w:left="4320" w:hanging="360"/>
-      </w:pPr>
-      <w:rPr>
-        <w:sz w:val="24"/>
-        <w:szCs w:val="24"/>
-      </w:rPr>
-    </w:lvl>
-    <w:lvl w:ilvl="2" w:tentative="0">
-      <w:start w:val="1"/>
-      <w:numFmt w:val="decimal"/>
-      <w:lvlText w:val="%3."/>
-      <w:lvlJc w:val="left"/>
-      <w:pPr>
-        <w:tabs>
-          <w:tab w:val="left" w:pos="2160"/>
-        </w:tabs>
-        <w:ind w:left="2160" w:hanging="360"/>
-      </w:pPr>
-      <w:rPr>
-        <w:sz w:val="24"/>
-        <w:szCs w:val="24"/>
-      </w:rPr>
-    </w:lvl>
-    <w:lvl w:ilvl="4" w:tentative="0">
-      <w:start w:val="1"/>
-      <w:numFmt w:val="decimal"/>
-      <w:lvlText w:val="%5."/>
-      <w:lvlJc w:val="left"/>
-      <w:pPr>
-        <w:tabs>
-          <w:tab w:val="left" w:pos="3238"/>
-        </w:tabs>
-        <w:ind w:left="3600" w:hanging="360"/>
-      </w:pPr>
-      <w:rPr>
-        <w:sz w:val="24"/>
-        <w:szCs w:val="24"/>
-      </w:rPr>
-    </w:lvl>
-    <w:lvl w:ilvl="6" w:tentative="0">
-      <w:start w:val="1"/>
-      <w:numFmt w:val="decimal"/>
-      <w:lvlText w:val="%7."/>
-      <w:lvlJc w:val="left"/>
-      <w:pPr>
-        <w:tabs>
-          <w:tab w:val="left" w:pos="4678"/>
-        </w:tabs>
-        <w:ind w:left="5040" w:hanging="360"/>
-      </w:pPr>
-      <w:rPr>
-        <w:sz w:val="24"/>
-        <w:szCs w:val="24"/>
-      </w:rPr>
-    </w:lvl>
-    <w:lvl w:ilvl="0" w:tentative="0">
-      <w:start w:val="1"/>
-      <w:numFmt w:val="decimal"/>
-      <w:lvlText w:val="%1."/>
-      <w:lvlJc w:val="left"/>
-      <w:pPr>
-        <w:tabs>
-          <w:tab w:val="left" w:pos="720"/>
-        </w:tabs>
-        <w:ind w:left="720" w:hanging="360"/>
-      </w:pPr>
-      <w:rPr>
-        <w:sz w:val="24"/>
-        <w:szCs w:val="24"/>
-      </w:rPr>
-    </w:lvl>
-    <w:lvl w:ilvl="3" w:tentative="0">
-      <w:start w:val="1"/>
-      <w:numFmt w:val="decimal"/>
-      <w:lvlText w:val="%4."/>
-      <w:lvlJc w:val="left"/>
-      <w:pPr>
-        <w:tabs>
-          <w:tab w:val="left" w:pos="2517"/>
-        </w:tabs>
-        <w:ind w:left="2880" w:hanging="360"/>
-      </w:pPr>
-      <w:rPr>
-        <w:sz w:val="24"/>
-        <w:szCs w:val="24"/>
-      </w:rPr>
-    </w:lvl>
-    <w:lvl w:ilvl="8" w:tentative="0">
-      <w:start w:val="1"/>
-      <w:numFmt w:val="decimal"/>
-      <w:lvlText w:val="%9."/>
-      <w:lvlJc w:val="left"/>
-      <w:pPr>
-        <w:tabs>
-          <w:tab w:val="left" w:pos="6118"/>
-        </w:tabs>
-        <w:ind w:left="6480" w:hanging="360"/>
-      </w:pPr>
-      <w:rPr>
-        <w:sz w:val="24"/>
-        <w:szCs w:val="24"/>
-      </w:rPr>
-    </w:lvl>
-  </w:abstractNum>
-  <w:abstractNum w:abstractNumId="5">
-    <w:nsid w:val="86A1B726"/>
-    <w:multiLevelType w:val="multilevel"/>
-    <w:tmpl w:val="86A1B726"/>
-    <w:lvl w:ilvl="4" w:tentative="0">
-      <w:start w:val="1"/>
-      <w:numFmt w:val="decimal"/>
-      <w:lvlText w:val="%5."/>
-      <w:lvlJc w:val="left"/>
-      <w:pPr>
-        <w:tabs>
-          <w:tab w:val="left" w:pos="3238"/>
-        </w:tabs>
-        <w:ind w:left="3600" w:hanging="360"/>
-      </w:pPr>
-      <w:rPr>
-        <w:sz w:val="24"/>
-        <w:szCs w:val="24"/>
-      </w:rPr>
-    </w:lvl>
-    <w:lvl w:ilvl="5" w:tentative="0">
-      <w:start w:val="1"/>
-      <w:numFmt w:val="decimal"/>
-      <w:lvlText w:val="%6."/>
-      <w:lvlJc w:val="left"/>
-      <w:pPr>
-        <w:tabs>
-          <w:tab w:val="left" w:pos="3958"/>
-        </w:tabs>
-        <w:ind w:left="4320" w:hanging="360"/>
-      </w:pPr>
-      <w:rPr>
-        <w:sz w:val="24"/>
-        <w:szCs w:val="24"/>
-      </w:rPr>
-    </w:lvl>
-    <w:lvl w:ilvl="7" w:tentative="0">
-      <w:start w:val="1"/>
-      <w:numFmt w:val="decimal"/>
-      <w:lvlText w:val="%8."/>
-      <w:lvlJc w:val="left"/>
-      <w:pPr>
-        <w:tabs>
-          <w:tab w:val="left" w:pos="5398"/>
-        </w:tabs>
-        <w:ind w:left="5760" w:hanging="360"/>
-      </w:pPr>
-      <w:rPr>
-        <w:sz w:val="24"/>
-        <w:szCs w:val="24"/>
-      </w:rPr>
-    </w:lvl>
-    <w:lvl w:ilvl="2" w:tentative="0">
-      <w:start w:val="1"/>
-      <w:numFmt w:val="decimal"/>
-      <w:lvlText w:val="%3."/>
-      <w:lvlJc w:val="left"/>
-      <w:pPr>
-        <w:tabs>
-          <w:tab w:val="left" w:pos="2160"/>
-        </w:tabs>
-        <w:ind w:left="2160" w:hanging="360"/>
-      </w:pPr>
-      <w:rPr>
-        <w:sz w:val="24"/>
-        <w:szCs w:val="24"/>
-      </w:rPr>
-    </w:lvl>
-    <w:lvl w:ilvl="6" w:tentative="0">
-      <w:start w:val="1"/>
-      <w:numFmt w:val="decimal"/>
-      <w:lvlText w:val="%7."/>
-      <w:lvlJc w:val="left"/>
-      <w:pPr>
-        <w:tabs>
-          <w:tab w:val="left" w:pos="4678"/>
-        </w:tabs>
-        <w:ind w:left="5040" w:hanging="360"/>
-      </w:pPr>
-      <w:rPr>
-        <w:sz w:val="24"/>
-        <w:szCs w:val="24"/>
-      </w:rPr>
-    </w:lvl>
-    <w:lvl w:ilvl="0" w:tentative="0">
-      <w:start w:val="1"/>
-      <w:numFmt w:val="decimal"/>
-      <w:lvlText w:val="%1."/>
-      <w:lvlJc w:val="left"/>
-      <w:pPr>
-        <w:tabs>
-          <w:tab w:val="left" w:pos="720"/>
-        </w:tabs>
-        <w:ind w:left="720" w:hanging="360"/>
-      </w:pPr>
-      <w:rPr>
-        <w:sz w:val="24"/>
-        <w:szCs w:val="24"/>
-      </w:rPr>
-    </w:lvl>
-    <w:lvl w:ilvl="1" w:tentative="0">
-      <w:start w:val="1"/>
-      <w:numFmt w:val="decimal"/>
-      <w:lvlText w:val="%2."/>
-      <w:lvlJc w:val="left"/>
-      <w:pPr>
-        <w:tabs>
-          <w:tab w:val="left" w:pos="1440"/>
-        </w:tabs>
-        <w:ind w:left="1440" w:hanging="360"/>
-      </w:pPr>
-      <w:rPr>
-        <w:sz w:val="24"/>
-        <w:szCs w:val="24"/>
-      </w:rPr>
-    </w:lvl>
-    <w:lvl w:ilvl="3" w:tentative="0">
-      <w:start w:val="1"/>
-      <w:numFmt w:val="decimal"/>
-      <w:lvlText w:val="%4."/>
-      <w:lvlJc w:val="left"/>
-      <w:pPr>
-        <w:tabs>
-          <w:tab w:val="left" w:pos="2517"/>
-        </w:tabs>
-        <w:ind w:left="2880" w:hanging="360"/>
-      </w:pPr>
-      <w:rPr>
-        <w:sz w:val="24"/>
-        <w:szCs w:val="24"/>
-      </w:rPr>
-    </w:lvl>
-    <w:lvl w:ilvl="8" w:tentative="0">
-      <w:start w:val="1"/>
-      <w:numFmt w:val="decimal"/>
-      <w:lvlText w:val="%9."/>
-      <w:lvlJc w:val="left"/>
-      <w:pPr>
-        <w:tabs>
-          <w:tab w:val="left" w:pos="6118"/>
-        </w:tabs>
-        <w:ind w:left="6480" w:hanging="360"/>
-      </w:pPr>
-      <w:rPr>
-        <w:sz w:val="24"/>
-        <w:szCs w:val="24"/>
-      </w:rPr>
-    </w:lvl>
-  </w:abstractNum>
-  <w:abstractNum w:abstractNumId="6">
-    <w:nsid w:val="15619529"/>
-    <w:multiLevelType w:val="multilevel"/>
-    <w:tmpl w:val="15619529"/>
-    <w:lvl w:ilvl="0" w:tentative="0">
-      <w:start w:val="1"/>
-      <w:numFmt w:val="bullet"/>
-      <w:lvlText w:val=""/>
-      <w:lvlJc w:val="left"/>
-      <w:pPr>
-        <w:tabs>
-          <w:tab w:val="left" w:pos="720"/>
-        </w:tabs>
-        <w:ind w:left="720" w:hanging="360"/>
-      </w:pPr>
-      <w:rPr>
-        <w:rFonts w:hint="default" w:ascii="Symbol" w:hAnsi="Symbol" w:cs="Symbol"/>
-        <w:sz w:val="20"/>
-      </w:rPr>
-    </w:lvl>
-    <w:lvl w:ilvl="1" w:tentative="0">
-      <w:start w:val="1"/>
-      <w:numFmt w:val="bullet"/>
-      <w:lvlText w:val=""/>
-      <w:lvlJc w:val="left"/>
-      <w:pPr>
-        <w:tabs>
-          <w:tab w:val="left" w:pos="1440"/>
-        </w:tabs>
-        <w:ind w:left="1440" w:hanging="360"/>
-      </w:pPr>
-      <w:rPr>
-        <w:rFonts w:hint="default" w:ascii="Symbol" w:hAnsi="Symbol" w:cs="Symbol"/>
-        <w:sz w:val="20"/>
-      </w:rPr>
-    </w:lvl>
-    <w:lvl w:ilvl="7" w:tentative="0">
-      <w:start w:val="1"/>
-      <w:numFmt w:val="bullet"/>
-      <w:lvlText w:val=""/>
-      <w:lvlJc w:val="left"/>
-      <w:pPr>
-        <w:tabs>
-          <w:tab w:val="left" w:pos="5760"/>
-        </w:tabs>
-        <w:ind w:left="5760" w:hanging="360"/>
-      </w:pPr>
-      <w:rPr>
-        <w:rFonts w:hint="default" w:ascii="Symbol" w:hAnsi="Symbol" w:cs="Symbol"/>
-        <w:sz w:val="20"/>
-      </w:rPr>
-    </w:lvl>
-    <w:lvl w:ilvl="6" w:tentative="0">
-      <w:start w:val="1"/>
-      <w:numFmt w:val="bullet"/>
-      <w:lvlText w:val=""/>
-      <w:lvlJc w:val="left"/>
-      <w:pPr>
-        <w:tabs>
-          <w:tab w:val="left" w:pos="5040"/>
-        </w:tabs>
-        <w:ind w:left="5040" w:hanging="360"/>
-      </w:pPr>
-      <w:rPr>
-        <w:rFonts w:hint="default" w:ascii="Symbol" w:hAnsi="Symbol" w:cs="Symbol"/>
-        <w:sz w:val="20"/>
-      </w:rPr>
-    </w:lvl>
-    <w:lvl w:ilvl="4" w:tentative="0">
-      <w:start w:val="1"/>
-      <w:numFmt w:val="bullet"/>
-      <w:lvlText w:val=""/>
-      <w:lvlJc w:val="left"/>
-      <w:pPr>
-        <w:tabs>
-          <w:tab w:val="left" w:pos="3600"/>
-        </w:tabs>
-        <w:ind w:left="3600" w:hanging="360"/>
-      </w:pPr>
-      <w:rPr>
-        <w:rFonts w:hint="default" w:ascii="Symbol" w:hAnsi="Symbol" w:cs="Symbol"/>
-        <w:sz w:val="20"/>
-      </w:rPr>
-    </w:lvl>
-    <w:lvl w:ilvl="2" w:tentative="0">
-      <w:start w:val="1"/>
-      <w:numFmt w:val="bullet"/>
-      <w:lvlText w:val=""/>
-      <w:lvlJc w:val="left"/>
-      <w:pPr>
-        <w:tabs>
-          <w:tab w:val="left" w:pos="2160"/>
-        </w:tabs>
-        <w:ind w:left="2160" w:hanging="360"/>
-      </w:pPr>
-      <w:rPr>
-        <w:rFonts w:hint="default" w:ascii="Symbol" w:hAnsi="Symbol" w:cs="Symbol"/>
-        <w:sz w:val="20"/>
-      </w:rPr>
-    </w:lvl>
-    <w:lvl w:ilvl="8" w:tentative="0">
-      <w:start w:val="1"/>
-      <w:numFmt w:val="bullet"/>
-      <w:lvlText w:val=""/>
-      <w:lvlJc w:val="left"/>
-      <w:pPr>
-        <w:tabs>
-          <w:tab w:val="left" w:pos="6480"/>
-        </w:tabs>
-        <w:ind w:left="6480" w:hanging="360"/>
-      </w:pPr>
-      <w:rPr>
-        <w:rFonts w:hint="default" w:ascii="Symbol" w:hAnsi="Symbol" w:cs="Symbol"/>
-        <w:sz w:val="20"/>
-      </w:rPr>
-    </w:lvl>
-    <w:lvl w:ilvl="5" w:tentative="0">
-      <w:start w:val="1"/>
-      <w:numFmt w:val="bullet"/>
-      <w:lvlText w:val=""/>
-      <w:lvlJc w:val="left"/>
-      <w:pPr>
-        <w:tabs>
-          <w:tab w:val="left" w:pos="4320"/>
-        </w:tabs>
-        <w:ind w:left="4320" w:hanging="360"/>
-      </w:pPr>
-      <w:rPr>
-        <w:rFonts w:hint="default" w:ascii="Symbol" w:hAnsi="Symbol" w:cs="Symbol"/>
-        <w:sz w:val="20"/>
-      </w:rPr>
-    </w:lvl>
-    <w:lvl w:ilvl="3" w:tentative="0">
-      <w:start w:val="1"/>
-      <w:numFmt w:val="bullet"/>
-      <w:lvlText w:val=""/>
-      <w:lvlJc w:val="left"/>
-      <w:pPr>
-        <w:tabs>
-          <w:tab w:val="left" w:pos="2880"/>
-        </w:tabs>
-        <w:ind w:left="2880" w:hanging="360"/>
-      </w:pPr>
-      <w:rPr>
-        <w:rFonts w:hint="default" w:ascii="Symbol" w:hAnsi="Symbol" w:cs="Symbol"/>
-        <w:sz w:val="20"/>
-      </w:rPr>
-    </w:lvl>
-  </w:abstractNum>
   <w:abstractNum w:abstractNumId="7">
     <w:nsid w:val="EB229FF2"/>
     <w:multiLevelType w:val="multilevel"/>
     <w:tmpl w:val="EB229FF2"/>
+    <w:lvl w:ilvl="0" w:tentative="0">
+      <w:start w:val="1"/>
+      <w:numFmt w:val="decimal"/>
+      <w:lvlText w:val="%1."/>
+      <w:lvlJc w:val="left"/>
+      <w:pPr>
+        <w:tabs>
+          <w:tab w:val="left" w:pos="720"/>
+        </w:tabs>
+        <w:ind w:left="720" w:hanging="360"/>
+      </w:pPr>
+      <w:rPr>
+        <w:sz w:val="24"/>
+        <w:szCs w:val="24"/>
+      </w:rPr>
+    </w:lvl>
+    <w:lvl w:ilvl="3" w:tentative="0">
+      <w:start w:val="1"/>
+      <w:numFmt w:val="decimal"/>
+      <w:lvlText w:val="%4."/>
+      <w:lvlJc w:val="left"/>
+      <w:pPr>
+        <w:tabs>
+          <w:tab w:val="left" w:pos="2517"/>
+        </w:tabs>
+        <w:ind w:left="2880" w:hanging="360"/>
+      </w:pPr>
+      <w:rPr>
+        <w:sz w:val="24"/>
+        <w:szCs w:val="24"/>
+      </w:rPr>
+    </w:lvl>
+    <w:lvl w:ilvl="4" w:tentative="0">
+      <w:start w:val="1"/>
+      <w:numFmt w:val="decimal"/>
+      <w:lvlText w:val="%5."/>
+      <w:lvlJc w:val="left"/>
+      <w:pPr>
+        <w:tabs>
+          <w:tab w:val="left" w:pos="3238"/>
+        </w:tabs>
+        <w:ind w:left="3600" w:hanging="360"/>
+      </w:pPr>
+      <w:rPr>
+        <w:sz w:val="24"/>
+        <w:szCs w:val="24"/>
+      </w:rPr>
+    </w:lvl>
+    <w:lvl w:ilvl="1" w:tentative="0">
+      <w:start w:val="1"/>
+      <w:numFmt w:val="decimal"/>
+      <w:lvlText w:val="%2."/>
+      <w:lvlJc w:val="left"/>
+      <w:pPr>
+        <w:tabs>
+          <w:tab w:val="left" w:pos="1440"/>
+        </w:tabs>
+        <w:ind w:left="1440" w:hanging="360"/>
+      </w:pPr>
+      <w:rPr>
+        <w:sz w:val="24"/>
+        <w:szCs w:val="24"/>
+      </w:rPr>
+    </w:lvl>
+    <w:lvl w:ilvl="5" w:tentative="0">
+      <w:start w:val="1"/>
+      <w:numFmt w:val="decimal"/>
+      <w:lvlText w:val="%6."/>
+      <w:lvlJc w:val="left"/>
+      <w:pPr>
+        <w:tabs>
+          <w:tab w:val="left" w:pos="3958"/>
+        </w:tabs>
+        <w:ind w:left="4320" w:hanging="360"/>
+      </w:pPr>
+      <w:rPr>
+        <w:sz w:val="24"/>
+        <w:szCs w:val="24"/>
+      </w:rPr>
+    </w:lvl>
+    <w:lvl w:ilvl="8" w:tentative="0">
+      <w:start w:val="1"/>
+      <w:numFmt w:val="decimal"/>
+      <w:lvlText w:val="%9."/>
+      <w:lvlJc w:val="left"/>
+      <w:pPr>
+        <w:tabs>
+          <w:tab w:val="left" w:pos="6118"/>
+        </w:tabs>
+        <w:ind w:left="6480" w:hanging="360"/>
+      </w:pPr>
+      <w:rPr>
+        <w:sz w:val="24"/>
+        <w:szCs w:val="24"/>
+      </w:rPr>
+    </w:lvl>
+    <w:lvl w:ilvl="6" w:tentative="0">
+      <w:start w:val="1"/>
+      <w:numFmt w:val="decimal"/>
+      <w:lvlText w:val="%7."/>
+      <w:lvlJc w:val="left"/>
+      <w:pPr>
+        <w:tabs>
+          <w:tab w:val="left" w:pos="4678"/>
+        </w:tabs>
+        <w:ind w:left="5040" w:hanging="360"/>
+      </w:pPr>
+      <w:rPr>
+        <w:sz w:val="24"/>
+        <w:szCs w:val="24"/>
+      </w:rPr>
+    </w:lvl>
     <w:lvl w:ilvl="2" w:tentative="0">
       <w:start w:val="1"/>
       <w:numFmt w:val="decimal"/>
@@ -4568,149 +4263,37 @@
         <w:szCs w:val="24"/>
       </w:rPr>
     </w:lvl>
-    <w:lvl w:ilvl="3" w:tentative="0">
+    <w:lvl w:ilvl="7" w:tentative="0">
       <w:start w:val="1"/>
       <w:numFmt w:val="decimal"/>
-      <w:lvlText w:val="%4."/>
-      <w:lvlJc w:val="left"/>
-      <w:pPr>
-        <w:tabs>
-          <w:tab w:val="left" w:pos="2517"/>
-        </w:tabs>
-        <w:ind w:left="2880" w:hanging="360"/>
+      <w:lvlText w:val="%8."/>
+      <w:lvlJc w:val="left"/>
+      <w:pPr>
+        <w:tabs>
+          <w:tab w:val="left" w:pos="5398"/>
+        </w:tabs>
+        <w:ind w:left="5760" w:hanging="360"/>
       </w:pPr>
       <w:rPr>
         <w:sz w:val="24"/>
         <w:szCs w:val="24"/>
       </w:rPr>
     </w:lvl>
-    <w:lvl w:ilvl="0" w:tentative="0">
-      <w:start w:val="1"/>
-      <w:numFmt w:val="decimal"/>
-      <w:lvlText w:val="%1."/>
-      <w:lvlJc w:val="left"/>
-      <w:pPr>
-        <w:tabs>
-          <w:tab w:val="left" w:pos="720"/>
-        </w:tabs>
-        <w:ind w:left="720" w:hanging="360"/>
-      </w:pPr>
-      <w:rPr>
-        <w:sz w:val="24"/>
-        <w:szCs w:val="24"/>
-      </w:rPr>
-    </w:lvl>
-    <w:lvl w:ilvl="1" w:tentative="0">
-      <w:start w:val="1"/>
-      <w:numFmt w:val="decimal"/>
-      <w:lvlText w:val="%2."/>
-      <w:lvlJc w:val="left"/>
-      <w:pPr>
-        <w:tabs>
-          <w:tab w:val="left" w:pos="1440"/>
-        </w:tabs>
-        <w:ind w:left="1440" w:hanging="360"/>
-      </w:pPr>
-      <w:rPr>
-        <w:sz w:val="24"/>
-        <w:szCs w:val="24"/>
-      </w:rPr>
-    </w:lvl>
-    <w:lvl w:ilvl="4" w:tentative="0">
-      <w:start w:val="1"/>
-      <w:numFmt w:val="decimal"/>
-      <w:lvlText w:val="%5."/>
-      <w:lvlJc w:val="left"/>
-      <w:pPr>
-        <w:tabs>
-          <w:tab w:val="left" w:pos="3238"/>
-        </w:tabs>
-        <w:ind w:left="3600" w:hanging="360"/>
-      </w:pPr>
-      <w:rPr>
-        <w:sz w:val="24"/>
-        <w:szCs w:val="24"/>
-      </w:rPr>
-    </w:lvl>
-    <w:lvl w:ilvl="5" w:tentative="0">
-      <w:start w:val="1"/>
-      <w:numFmt w:val="decimal"/>
-      <w:lvlText w:val="%6."/>
-      <w:lvlJc w:val="left"/>
-      <w:pPr>
-        <w:tabs>
-          <w:tab w:val="left" w:pos="3958"/>
-        </w:tabs>
-        <w:ind w:left="4320" w:hanging="360"/>
-      </w:pPr>
-      <w:rPr>
-        <w:sz w:val="24"/>
-        <w:szCs w:val="24"/>
-      </w:rPr>
-    </w:lvl>
-    <w:lvl w:ilvl="8" w:tentative="0">
-      <w:start w:val="1"/>
-      <w:numFmt w:val="decimal"/>
-      <w:lvlText w:val="%9."/>
-      <w:lvlJc w:val="left"/>
-      <w:pPr>
-        <w:tabs>
-          <w:tab w:val="left" w:pos="6118"/>
-        </w:tabs>
-        <w:ind w:left="6480" w:hanging="360"/>
-      </w:pPr>
-      <w:rPr>
-        <w:sz w:val="24"/>
-        <w:szCs w:val="24"/>
-      </w:rPr>
-    </w:lvl>
-    <w:lvl w:ilvl="7" w:tentative="0">
-      <w:start w:val="1"/>
-      <w:numFmt w:val="decimal"/>
-      <w:lvlText w:val="%8."/>
-      <w:lvlJc w:val="left"/>
-      <w:pPr>
-        <w:tabs>
-          <w:tab w:val="left" w:pos="5398"/>
-        </w:tabs>
-        <w:ind w:left="5760" w:hanging="360"/>
-      </w:pPr>
-      <w:rPr>
-        <w:sz w:val="24"/>
-        <w:szCs w:val="24"/>
-      </w:rPr>
-    </w:lvl>
-    <w:lvl w:ilvl="6" w:tentative="0">
-      <w:start w:val="1"/>
-      <w:numFmt w:val="decimal"/>
-      <w:lvlText w:val="%7."/>
-      <w:lvlJc w:val="left"/>
-      <w:pPr>
-        <w:tabs>
-          <w:tab w:val="left" w:pos="4678"/>
-        </w:tabs>
-        <w:ind w:left="5040" w:hanging="360"/>
-      </w:pPr>
-      <w:rPr>
-        <w:sz w:val="24"/>
-        <w:szCs w:val="24"/>
-      </w:rPr>
-    </w:lvl>
   </w:abstractNum>
   <w:abstractNum w:abstractNumId="8">
-    <w:nsid w:val="88D57C33"/>
+    <w:nsid w:val="15619529"/>
     <w:multiLevelType w:val="multilevel"/>
-    <w:tmpl w:val="88D57C33"/>
-    <w:lvl w:ilvl="4" w:tentative="0">
+    <w:tmpl w:val="15619529"/>
+    <w:lvl w:ilvl="8" w:tentative="0">
       <w:start w:val="1"/>
       <w:numFmt w:val="bullet"/>
       <w:lvlText w:val=""/>
       <w:lvlJc w:val="left"/>
       <w:pPr>
         <w:tabs>
-          <w:tab w:val="left" w:pos="3600"/>
-        </w:tabs>
-        <w:ind w:left="3600" w:hanging="360"/>
+          <w:tab w:val="left" w:pos="6480"/>
+        </w:tabs>
+        <w:ind w:left="6480" w:hanging="360"/>
       </w:pPr>
       <w:rPr>
         <w:rFonts w:hint="default" w:ascii="Symbol" w:hAnsi="Symbol" w:cs="Symbol"/>
@@ -4733,145 +4316,145 @@
         <w:sz w:val="20"/>
       </w:rPr>
     </w:lvl>
-    <w:lvl w:ilvl="0" w:tentative="0">
+    <w:lvl w:ilvl="3" w:tentative="0">
       <w:start w:val="1"/>
       <w:numFmt w:val="bullet"/>
       <w:lvlText w:val=""/>
       <w:lvlJc w:val="left"/>
       <w:pPr>
         <w:tabs>
-          <w:tab w:val="left" w:pos="720"/>
-        </w:tabs>
-        <w:ind w:left="720" w:hanging="360"/>
-      </w:pPr>
-      <w:rPr>
-        <w:rFonts w:ascii="Symbol" w:hAnsi="Symbol" w:cs="Symbol"/>
+          <w:tab w:val="left" w:pos="2880"/>
+        </w:tabs>
+        <w:ind w:left="2880" w:hanging="360"/>
+      </w:pPr>
+      <w:rPr>
+        <w:rFonts w:hint="default" w:ascii="Symbol" w:hAnsi="Symbol" w:cs="Symbol"/>
         <w:sz w:val="20"/>
       </w:rPr>
     </w:lvl>
-    <w:lvl w:ilvl="3" w:tentative="0">
+    <w:lvl w:ilvl="1" w:tentative="0">
       <w:start w:val="1"/>
       <w:numFmt w:val="bullet"/>
       <w:lvlText w:val=""/>
       <w:lvlJc w:val="left"/>
       <w:pPr>
         <w:tabs>
-          <w:tab w:val="left" w:pos="2880"/>
-        </w:tabs>
-        <w:ind w:left="2880" w:hanging="360"/>
+          <w:tab w:val="left" w:pos="1440"/>
+        </w:tabs>
+        <w:ind w:left="1440" w:hanging="360"/>
       </w:pPr>
       <w:rPr>
         <w:rFonts w:hint="default" w:ascii="Symbol" w:hAnsi="Symbol" w:cs="Symbol"/>
         <w:sz w:val="20"/>
       </w:rPr>
     </w:lvl>
-    <w:lvl w:ilvl="8" w:tentative="0">
+    <w:lvl w:ilvl="0" w:tentative="0">
       <w:start w:val="1"/>
       <w:numFmt w:val="bullet"/>
       <w:lvlText w:val=""/>
       <w:lvlJc w:val="left"/>
       <w:pPr>
         <w:tabs>
-          <w:tab w:val="left" w:pos="6480"/>
-        </w:tabs>
-        <w:ind w:left="6480" w:hanging="360"/>
+          <w:tab w:val="left" w:pos="720"/>
+        </w:tabs>
+        <w:ind w:left="720" w:hanging="360"/>
       </w:pPr>
       <w:rPr>
         <w:rFonts w:hint="default" w:ascii="Symbol" w:hAnsi="Symbol" w:cs="Symbol"/>
         <w:sz w:val="20"/>
       </w:rPr>
     </w:lvl>
-    <w:lvl w:ilvl="7" w:tentative="0">
+    <w:lvl w:ilvl="4" w:tentative="0">
       <w:start w:val="1"/>
       <w:numFmt w:val="bullet"/>
       <w:lvlText w:val=""/>
       <w:lvlJc w:val="left"/>
       <w:pPr>
         <w:tabs>
-          <w:tab w:val="left" w:pos="5760"/>
-        </w:tabs>
-        <w:ind w:left="5760" w:hanging="360"/>
+          <w:tab w:val="left" w:pos="3600"/>
+        </w:tabs>
+        <w:ind w:left="3600" w:hanging="360"/>
       </w:pPr>
       <w:rPr>
         <w:rFonts w:hint="default" w:ascii="Symbol" w:hAnsi="Symbol" w:cs="Symbol"/>
         <w:sz w:val="20"/>
       </w:rPr>
     </w:lvl>
-    <w:lvl w:ilvl="1" w:tentative="0">
-      <w:start w:val="1"/>
-      <w:numFmt w:val="decimal"/>
-      <w:lvlText w:val="%2."/>
-      <w:lvlJc w:val="left"/>
-      <w:pPr>
-        <w:tabs>
-          <w:tab w:val="left" w:pos="1440"/>
-        </w:tabs>
-        <w:ind w:left="1440" w:hanging="360"/>
-      </w:pPr>
-      <w:rPr>
-        <w:sz w:val="24"/>
-        <w:szCs w:val="24"/>
-      </w:rPr>
-    </w:lvl>
-    <w:lvl w:ilvl="5" w:tentative="0">
+    <w:lvl w:ilvl="2" w:tentative="0">
       <w:start w:val="1"/>
       <w:numFmt w:val="bullet"/>
       <w:lvlText w:val=""/>
       <w:lvlJc w:val="left"/>
       <w:pPr>
         <w:tabs>
-          <w:tab w:val="left" w:pos="4320"/>
-        </w:tabs>
-        <w:ind w:left="4320" w:hanging="360"/>
+          <w:tab w:val="left" w:pos="2160"/>
+        </w:tabs>
+        <w:ind w:left="2160" w:hanging="360"/>
       </w:pPr>
       <w:rPr>
         <w:rFonts w:hint="default" w:ascii="Symbol" w:hAnsi="Symbol" w:cs="Symbol"/>
         <w:sz w:val="20"/>
       </w:rPr>
     </w:lvl>
-    <w:lvl w:ilvl="2" w:tentative="0">
+    <w:lvl w:ilvl="5" w:tentative="0">
       <w:start w:val="1"/>
       <w:numFmt w:val="bullet"/>
       <w:lvlText w:val=""/>
       <w:lvlJc w:val="left"/>
       <w:pPr>
         <w:tabs>
-          <w:tab w:val="left" w:pos="2160"/>
-        </w:tabs>
-        <w:ind w:left="2160" w:hanging="360"/>
+          <w:tab w:val="left" w:pos="4320"/>
+        </w:tabs>
+        <w:ind w:left="4320" w:hanging="360"/>
       </w:pPr>
       <w:rPr>
         <w:rFonts w:hint="default" w:ascii="Symbol" w:hAnsi="Symbol" w:cs="Symbol"/>
         <w:sz w:val="20"/>
       </w:rPr>
     </w:lvl>
+    <w:lvl w:ilvl="7" w:tentative="0">
+      <w:start w:val="1"/>
+      <w:numFmt w:val="bullet"/>
+      <w:lvlText w:val=""/>
+      <w:lvlJc w:val="left"/>
+      <w:pPr>
+        <w:tabs>
+          <w:tab w:val="left" w:pos="5760"/>
+        </w:tabs>
+        <w:ind w:left="5760" w:hanging="360"/>
+      </w:pPr>
+      <w:rPr>
+        <w:rFonts w:hint="default" w:ascii="Symbol" w:hAnsi="Symbol" w:cs="Symbol"/>
+        <w:sz w:val="20"/>
+      </w:rPr>
+    </w:lvl>
   </w:abstractNum>
+  <w:num w:numId="1">
+    <w:abstractNumId w:val="1"/>
+  </w:num>
+  <w:num w:numId="5">
+    <w:abstractNumId w:val="4"/>
+  </w:num>
+  <w:num w:numId="7">
+    <w:abstractNumId w:val="6"/>
+  </w:num>
+  <w:num w:numId="3">
+    <w:abstractNumId w:val="0"/>
+  </w:num>
   <w:num w:numId="4">
     <w:abstractNumId w:val="7"/>
   </w:num>
-  <w:num w:numId="9">
-    <w:abstractNumId w:val="6"/>
-  </w:num>
-  <w:num w:numId="5">
+  <w:num w:numId="2">
     <w:abstractNumId w:val="3"/>
-  </w:num>
-  <w:num w:numId="8">
-    <w:abstractNumId w:val="8"/>
-  </w:num>
-  <w:num w:numId="2">
-    <w:abstractNumId w:val="5"/>
   </w:num>
   <w:num w:numId="6">
     <w:abstractNumId w:val="2"/>
   </w:num>
-  <w:num w:numId="7">
-    <w:abstractNumId w:val="1"/>
+  <w:num w:numId="9">
+    <w:abstractNumId w:val="8"/>
   </w:num>
-  <w:num w:numId="1">
-    <w:abstractNumId w:val="0"/>
-  </w:num>
-  <w:num w:numId="3">
-    <w:abstractNumId w:val="4"/>
+  <w:num w:numId="8">
+    <w:abstractNumId w:val="5"/>
   </w:num>
 </w:numbering>
 </file>
@@ -4887,269 +4470,342 @@
     <w:pPrDefault/>
   </w:docDefaults>
   <w:latentStyles w:defLockedState="0" w:defUIPriority="99" w:defSemiHidden="1" w:defUnhideWhenUsed="1" w:defQFormat="0" w:count="260">
+    <w:lsdException w:name="Table List 2" w:uiPriority="99"/>
+    <w:lsdException w:name="envelope address" w:uiPriority="99"/>
+    <w:lsdException w:name="footnote text" w:uiPriority="99"/>
+    <w:lsdException w:name="footnote reference" w:uiPriority="99"/>
+    <w:lsdException w:name="Medium Grid 2" w:uiPriority="68" w:semiHidden="0" w:unhideWhenUsed="0"/>
+    <w:lsdException w:name="List 4" w:uiPriority="99"/>
+    <w:lsdException w:name="List Paragraph" w:uiPriority="34" w:semiHidden="0" w:unhideWhenUsed="0" w:qFormat="1"/>
+    <w:lsdException w:name="Medium Grid 3 Accent 6" w:uiPriority="69" w:semiHidden="0" w:unhideWhenUsed="0"/>
+    <w:lsdException w:name="Table Subtle 2" w:uiPriority="99"/>
+    <w:lsdException w:name="Medium Shading 2 Accent 4" w:uiPriority="64" w:semiHidden="0" w:unhideWhenUsed="0"/>
+    <w:lsdException w:name="List Bullet 3" w:uiPriority="99"/>
+    <w:lsdException w:name="Emphasis" w:uiPriority="20" w:semiHidden="0" w:unhideWhenUsed="0" w:qFormat="1"/>
+    <w:lsdException w:name="Medium Grid 3 Accent 2" w:uiPriority="69" w:semiHidden="0" w:unhideWhenUsed="0"/>
+    <w:lsdException w:name="Subtitle" w:uiPriority="11" w:semiHidden="0" w:unhideWhenUsed="0" w:qFormat="1"/>
+    <w:lsdException w:name="heading 3" w:uiPriority="9" w:qFormat="1"/>
+    <w:lsdException w:name="Colorful Grid Accent 3" w:uiPriority="73" w:semiHidden="0" w:unhideWhenUsed="0"/>
+    <w:lsdException w:name="Light List" w:uiPriority="61" w:semiHidden="0" w:unhideWhenUsed="0"/>
+    <w:lsdException w:name="Table Theme" w:uiPriority="99"/>
+    <w:lsdException w:name="Medium Grid 2 Accent 2" w:uiPriority="68" w:semiHidden="0" w:unhideWhenUsed="0"/>
+    <w:lsdException w:name="Colorful Shading Accent 4" w:uiPriority="71" w:semiHidden="0" w:unhideWhenUsed="0"/>
+    <w:lsdException w:name="Table Grid 1" w:uiPriority="99"/>
+    <w:lsdException w:name="Body Text Indent 3" w:uiPriority="99"/>
+    <w:lsdException w:name="line number" w:uiPriority="99"/>
+    <w:lsdException w:name="toc 2" w:uiPriority="39"/>
+    <w:lsdException w:name="List Bullet 5" w:uiPriority="99"/>
+    <w:lsdException w:name="List Continue 5" w:uiPriority="99"/>
+    <w:lsdException w:name="Colorful List Accent 6" w:uiPriority="72" w:semiHidden="0" w:unhideWhenUsed="0"/>
+    <w:lsdException w:name="table of authorities" w:uiPriority="99"/>
+    <w:lsdException w:name="Colorful List" w:uiPriority="72" w:semiHidden="0" w:unhideWhenUsed="0"/>
+    <w:lsdException w:name="Medium Grid 2 Accent 4" w:uiPriority="68" w:semiHidden="0" w:unhideWhenUsed="0"/>
+    <w:lsdException w:name="caption" w:uiPriority="35" w:qFormat="1"/>
+    <w:lsdException w:name="Table Columns 2" w:uiPriority="99"/>
+    <w:lsdException w:name="HTML Keyboard" w:uiPriority="99"/>
+    <w:lsdException w:name="Colorful List Accent 4" w:uiPriority="72" w:semiHidden="0" w:unhideWhenUsed="0"/>
+    <w:lsdException w:name="Hyperlink" w:uiPriority="99"/>
+    <w:lsdException w:name="Light Shading Accent 3" w:uiPriority="60" w:semiHidden="0" w:unhideWhenUsed="0"/>
+    <w:lsdException w:name="Light List Accent 2" w:uiPriority="61" w:semiHidden="0" w:unhideWhenUsed="0"/>
+    <w:lsdException w:name="List Continue 4" w:uiPriority="99"/>
+    <w:lsdException w:name="HTML Sample" w:uiPriority="99"/>
+    <w:lsdException w:name="Body Text First Indent 2" w:uiPriority="99"/>
+    <w:lsdException w:name="Table Simple 1" w:uiPriority="99"/>
+    <w:lsdException w:name="Normal" w:uiPriority="0" w:semiHidden="0" w:unhideWhenUsed="0" w:qFormat="1"/>
+    <w:lsdException w:name="Table Grid 6" w:uiPriority="99"/>
+    <w:lsdException w:name="Table Classic 3" w:uiPriority="99"/>
+    <w:lsdException w:name="Light Grid Accent 2" w:uiPriority="62" w:semiHidden="0" w:unhideWhenUsed="0"/>
+    <w:lsdException w:name="Medium List 2 Accent 3" w:uiPriority="66" w:semiHidden="0" w:unhideWhenUsed="0"/>
+    <w:lsdException w:name="heading 1" w:uiPriority="9" w:semiHidden="0" w:unhideWhenUsed="0" w:qFormat="1"/>
+    <w:lsdException w:name="Dark List" w:uiPriority="70" w:semiHidden="0" w:unhideWhenUsed="0"/>
+    <w:lsdException w:name="table of figures" w:uiPriority="99"/>
+    <w:lsdException w:name="Medium Grid 1 Accent 4" w:uiPriority="67" w:semiHidden="0" w:unhideWhenUsed="0"/>
+    <w:lsdException w:name="Colorful Shading Accent 2" w:uiPriority="71" w:semiHidden="0" w:unhideWhenUsed="0"/>
+    <w:lsdException w:name="Medium Grid 1 Accent 6" w:uiPriority="67" w:semiHidden="0" w:unhideWhenUsed="0"/>
+    <w:lsdException w:name="footer" w:uiPriority="99" w:semiHidden="0" w:qFormat="1"/>
+    <w:lsdException w:name="Light Grid Accent 6" w:uiPriority="62" w:semiHidden="0" w:unhideWhenUsed="0"/>
+    <w:lsdException w:name="toa heading" w:uiPriority="99"/>
+    <w:lsdException w:name="index 9" w:uiPriority="99"/>
+    <w:lsdException w:name="Medium List 1 Accent 2" w:uiPriority="65" w:semiHidden="0" w:unhideWhenUsed="0"/>
+    <w:lsdException w:name="List Continue 3" w:uiPriority="99"/>
+    <w:lsdException w:name="toc 7" w:uiPriority="39"/>
+    <w:lsdException w:name="Normal Table" w:uiPriority="99" w:qFormat="1"/>
+    <w:lsdException w:name="Body Text Indent 2" w:uiPriority="99"/>
+    <w:lsdException w:name="index 4" w:uiPriority="99"/>
+    <w:lsdException w:name="Table Simple 2" w:uiPriority="99"/>
+    <w:lsdException w:name="HTML Acronym" w:uiPriority="99"/>
+    <w:lsdException w:name="envelope return" w:uiPriority="99"/>
+    <w:lsdException w:name="Table Grid 5" w:uiPriority="99"/>
+    <w:lsdException w:name="Dark List Accent 2" w:uiPriority="70" w:semiHidden="0" w:unhideWhenUsed="0"/>
+    <w:lsdException w:name="Message Header" w:uiPriority="99"/>
+    <w:lsdException w:name="Table List 6" w:uiPriority="99"/>
+    <w:lsdException w:name="Table List 1" w:uiPriority="99"/>
+    <w:lsdException w:name="heading 8" w:uiPriority="9" w:qFormat="1"/>
+    <w:lsdException w:name="List Number 5" w:uiPriority="99"/>
+    <w:lsdException w:name="Table Grid 3" w:uiPriority="99"/>
+    <w:lsdException w:name="Colorful Grid Accent 4" w:uiPriority="73" w:semiHidden="0" w:unhideWhenUsed="0"/>
+    <w:lsdException w:name="Colorful Shading Accent 1" w:uiPriority="71" w:semiHidden="0" w:unhideWhenUsed="0"/>
+    <w:lsdException w:name="Medium Grid 3 Accent 1" w:uiPriority="69" w:semiHidden="0" w:unhideWhenUsed="0"/>
+    <w:lsdException w:name="toc 4" w:uiPriority="39"/>
+    <w:lsdException w:name="Dark List Accent 4" w:uiPriority="70" w:semiHidden="0" w:unhideWhenUsed="0"/>
+    <w:lsdException w:name="Plain Text" w:uiPriority="99"/>
+    <w:lsdException w:name="Table Professional" w:uiPriority="99"/>
+    <w:lsdException w:name="Medium Shading 1 Accent 1" w:uiPriority="63" w:semiHidden="0" w:unhideWhenUsed="0"/>
+    <w:lsdException w:name="Table 3D effects 3" w:uiPriority="99"/>
+    <w:lsdException w:name="Table Colorful 2" w:uiPriority="99"/>
+    <w:lsdException w:name="annotation reference" w:uiPriority="99"/>
+    <w:lsdException w:name="Light Grid Accent 3" w:uiPriority="62" w:semiHidden="0" w:unhideWhenUsed="0"/>
+    <w:lsdException w:name="Body Text First Indent" w:uiPriority="99"/>
+    <w:lsdException w:name="Medium Grid 2 Accent 6" w:uiPriority="68" w:semiHidden="0" w:unhideWhenUsed="0"/>
+    <w:lsdException w:name="HTML Definition" w:uiPriority="99"/>
+    <w:lsdException w:name="Dark List Accent 6" w:uiPriority="70" w:semiHidden="0" w:unhideWhenUsed="0"/>
+    <w:lsdException w:name="index heading" w:uiPriority="99"/>
+    <w:lsdException w:name="toc 5" w:uiPriority="39"/>
+    <w:lsdException w:name="Medium Shading 2 Accent 2" w:uiPriority="64" w:semiHidden="0" w:unhideWhenUsed="0"/>
+    <w:lsdException w:name="Table Columns 5" w:uiPriority="99"/>
+    <w:lsdException w:name="toc 1" w:uiPriority="39"/>
+    <w:lsdException w:name="HTML Typewriter" w:uiPriority="99"/>
+    <w:lsdException w:name="Date" w:uiPriority="99"/>
+    <w:lsdException w:name="endnote reference" w:uiPriority="99"/>
+    <w:lsdException w:name="Medium Grid 3" w:uiPriority="69" w:semiHidden="0" w:unhideWhenUsed="0"/>
+    <w:lsdException w:name="List Continue 2" w:uiPriority="99"/>
+    <w:lsdException w:name="header" w:uiPriority="99" w:semiHidden="0" w:qFormat="1"/>
+    <w:lsdException w:name="Colorful Grid Accent 1" w:uiPriority="73" w:semiHidden="0" w:unhideWhenUsed="0"/>
+    <w:lsdException w:name="Colorful Shading Accent 6" w:uiPriority="71" w:semiHidden="0" w:unhideWhenUsed="0"/>
+    <w:lsdException w:name="Table Classic 1" w:uiPriority="99"/>
+    <w:lsdException w:name="Medium Shading 1 Accent 5" w:uiPriority="63" w:semiHidden="0" w:unhideWhenUsed="0"/>
+    <w:lsdException w:name="heading 6" w:uiPriority="9" w:qFormat="1"/>
+    <w:lsdException w:name="Normal (Web)" w:uiPriority="99"/>
+    <w:lsdException w:name="Signature" w:uiPriority="99"/>
+    <w:lsdException w:name="List Number 3" w:uiPriority="99"/>
+    <w:lsdException w:name="heading 2" w:uiPriority="9" w:qFormat="1"/>
+    <w:lsdException w:name="Light List Accent 1" w:uiPriority="61" w:semiHidden="0" w:unhideWhenUsed="0"/>
+    <w:lsdException w:name="Body Text Indent" w:uiPriority="99"/>
+    <w:lsdException w:name="Colorful Grid Accent 2" w:uiPriority="73" w:semiHidden="0" w:unhideWhenUsed="0"/>
+    <w:lsdException w:name="Medium List 2 Accent 1" w:uiPriority="66" w:semiHidden="0" w:unhideWhenUsed="0"/>
+    <w:lsdException w:name="Medium List 2" w:uiPriority="66" w:semiHidden="0" w:unhideWhenUsed="0"/>
+    <w:lsdException w:name="Medium Shading 2 Accent 3" w:uiPriority="64" w:semiHidden="0" w:unhideWhenUsed="0"/>
+    <w:lsdException w:name="macro" w:uiPriority="99"/>
     <w:lsdException w:name="Medium Shading 1 Accent 3" w:uiPriority="63" w:semiHidden="0" w:unhideWhenUsed="0"/>
+    <w:lsdException w:name="HTML Preformatted" w:uiPriority="99" w:qFormat="1"/>
+    <w:lsdException w:name="Light Grid Accent 4" w:uiPriority="62" w:semiHidden="0" w:unhideWhenUsed="0"/>
+    <w:lsdException w:name="Light Shading Accent 5" w:uiPriority="60" w:semiHidden="0" w:unhideWhenUsed="0"/>
+    <w:lsdException w:name="index 2" w:uiPriority="99"/>
+    <w:lsdException w:name="Medium Grid 3 Accent 3" w:uiPriority="69" w:semiHidden="0" w:unhideWhenUsed="0"/>
+    <w:lsdException w:name="index 6" w:uiPriority="99"/>
+    <w:lsdException w:name="Medium Grid 1 Accent 5" w:uiPriority="67" w:semiHidden="0" w:unhideWhenUsed="0"/>
+    <w:lsdException w:name="Table Web 2" w:uiPriority="99"/>
+    <w:lsdException w:name="Colorful List Accent 3" w:uiPriority="72" w:semiHidden="0" w:unhideWhenUsed="0"/>
+    <w:lsdException w:name="Light Shading Accent 1" w:uiPriority="60" w:semiHidden="0" w:unhideWhenUsed="0"/>
+    <w:lsdException w:name="Table Grid" w:uiPriority="59" w:semiHidden="0" w:unhideWhenUsed="0" w:qFormat="1"/>
+    <w:lsdException w:name="Body Text 3" w:uiPriority="99"/>
+    <w:lsdException w:name="Normal Indent" w:uiPriority="99"/>
+    <w:lsdException w:name="Note Heading" w:uiPriority="99"/>
+    <w:lsdException w:name="Medium Grid 2 Accent 3" w:uiPriority="68" w:semiHidden="0" w:unhideWhenUsed="0"/>
+    <w:lsdException w:name="Table Grid 7" w:uiPriority="99"/>
+    <w:lsdException w:name="Medium Grid 3 Accent 5" w:uiPriority="69" w:semiHidden="0" w:unhideWhenUsed="0"/>
+    <w:lsdException w:name="Light List Accent 5" w:uiPriority="61" w:semiHidden="0" w:unhideWhenUsed="0"/>
+    <w:lsdException w:name="Table List 3" w:uiPriority="99"/>
+    <w:lsdException w:name="Table Grid 2" w:uiPriority="99"/>
+    <w:lsdException w:name="HTML Code" w:uiPriority="99"/>
+    <w:lsdException w:name="Light Shading Accent 2" w:uiPriority="60" w:semiHidden="0" w:unhideWhenUsed="0"/>
     <w:lsdException w:name="Document Map" w:uiPriority="99"/>
-    <w:lsdException w:name="Dark List Accent 4" w:uiPriority="70" w:semiHidden="0" w:unhideWhenUsed="0"/>
-    <w:lsdException w:name="Body Text Indent" w:uiPriority="99"/>
-    <w:lsdException w:name="toc 7" w:uiPriority="39"/>
-    <w:lsdException w:name="heading 3" w:uiPriority="9" w:qFormat="1"/>
-    <w:lsdException w:name="List Paragraph" w:uiPriority="34" w:semiHidden="0" w:unhideWhenUsed="0" w:qFormat="1"/>
+    <w:lsdException w:name="List 5" w:uiPriority="99"/>
+    <w:lsdException w:name="Medium List 1" w:uiPriority="65" w:semiHidden="0" w:unhideWhenUsed="0"/>
+    <w:lsdException w:name="Medium Shading 2 Accent 6" w:uiPriority="64" w:semiHidden="0" w:unhideWhenUsed="0"/>
+    <w:lsdException w:name="Colorful Shading Accent 3" w:uiPriority="71" w:semiHidden="0" w:unhideWhenUsed="0"/>
+    <w:lsdException w:name="Body Text" w:uiPriority="99"/>
+    <w:lsdException w:name="Table Grid 8" w:uiPriority="99"/>
+    <w:lsdException w:name="Table Columns 1" w:uiPriority="99"/>
+    <w:lsdException w:name="Medium List 2 Accent 6" w:uiPriority="66" w:semiHidden="0" w:unhideWhenUsed="0"/>
+    <w:lsdException w:name="Medium Grid 1 Accent 2" w:uiPriority="67" w:semiHidden="0" w:unhideWhenUsed="0"/>
+    <w:lsdException w:name="toc 9" w:uiPriority="39"/>
+    <w:lsdException w:name="Block Text" w:uiPriority="99"/>
+    <w:lsdException w:name="List Number" w:uiPriority="99"/>
+    <w:lsdException w:name="heading 7" w:uiPriority="9" w:qFormat="1"/>
+    <w:lsdException w:name="List Number 2" w:uiPriority="99"/>
+    <w:lsdException w:name="toc 3" w:uiPriority="39"/>
+    <w:lsdException w:name="index 8" w:uiPriority="99"/>
+    <w:lsdException w:name="Medium List 1 Accent 4" w:uiPriority="65" w:semiHidden="0" w:unhideWhenUsed="0"/>
+    <w:lsdException w:name="toc 6" w:uiPriority="39"/>
+    <w:lsdException w:name="endnote text" w:uiPriority="99"/>
+    <w:lsdException w:name="Table List 5" w:uiPriority="99"/>
+    <w:lsdException w:name="Table Web 3" w:uiPriority="99"/>
+    <w:lsdException w:name="Colorful Grid Accent 6" w:uiPriority="73" w:semiHidden="0" w:unhideWhenUsed="0"/>
+    <w:lsdException w:name="annotation text" w:uiPriority="99"/>
+    <w:lsdException w:name="Medium List 2 Accent 5" w:uiPriority="66" w:semiHidden="0" w:unhideWhenUsed="0"/>
+    <w:lsdException w:name="Table Classic 4" w:uiPriority="99"/>
+    <w:lsdException w:name="Medium List 1 Accent 6" w:uiPriority="65" w:semiHidden="0" w:unhideWhenUsed="0"/>
+    <w:lsdException w:name="Table 3D effects 1" w:uiPriority="99"/>
+    <w:lsdException w:name="Light Shading" w:uiPriority="60" w:semiHidden="0" w:unhideWhenUsed="0"/>
+    <w:lsdException w:name="heading 4" w:uiPriority="9" w:qFormat="1"/>
+    <w:lsdException w:name="Light List Accent 3" w:uiPriority="61" w:semiHidden="0" w:unhideWhenUsed="0"/>
+    <w:lsdException w:name="E-mail Signature" w:uiPriority="99"/>
+    <w:lsdException w:name="Table Subtle 1" w:uiPriority="99"/>
+    <w:lsdException w:name="Table Columns 4" w:uiPriority="99"/>
+    <w:lsdException w:name="Light Grid Accent 1" w:uiPriority="62" w:semiHidden="0" w:unhideWhenUsed="0"/>
+    <w:lsdException w:name="Medium Grid 1 Accent 3" w:uiPriority="67" w:semiHidden="0" w:unhideWhenUsed="0"/>
+    <w:lsdException w:name="HTML Cite" w:uiPriority="99"/>
+    <w:lsdException w:name="Medium Grid 3 Accent 4" w:uiPriority="69" w:semiHidden="0" w:unhideWhenUsed="0"/>
+    <w:lsdException w:name="index 3" w:uiPriority="99"/>
+    <w:lsdException w:name="Light Shading Accent 6" w:uiPriority="60" w:semiHidden="0" w:unhideWhenUsed="0"/>
+    <w:lsdException w:name="List Bullet 4" w:uiPriority="99"/>
+    <w:lsdException w:name="Title" w:uiPriority="10" w:semiHidden="0" w:unhideWhenUsed="0" w:qFormat="1"/>
+    <w:lsdException w:name="Table Contemporary" w:uiPriority="99"/>
+    <w:lsdException w:name="Light Grid" w:uiPriority="62" w:semiHidden="0" w:unhideWhenUsed="0"/>
+    <w:lsdException w:name="Colorful Grid Accent 5" w:uiPriority="73" w:semiHidden="0" w:unhideWhenUsed="0"/>
+    <w:lsdException w:name="Light Shading Accent 4" w:uiPriority="60" w:semiHidden="0" w:unhideWhenUsed="0"/>
+    <w:lsdException w:name="index 5" w:uiPriority="99"/>
+    <w:lsdException w:name="Medium Grid 2 Accent 1" w:uiPriority="68" w:semiHidden="0" w:unhideWhenUsed="0"/>
+    <w:lsdException w:name="Medium Shading 2" w:uiPriority="64" w:semiHidden="0" w:unhideWhenUsed="0"/>
+    <w:lsdException w:name="Table List 8" w:uiPriority="99"/>
+    <w:lsdException w:name="Medium List 2 Accent 2" w:uiPriority="66" w:semiHidden="0" w:unhideWhenUsed="0"/>
+    <w:lsdException w:name="Table Web 1" w:uiPriority="99"/>
+    <w:lsdException w:name="Medium Shading 1 Accent 6" w:uiPriority="63" w:semiHidden="0" w:unhideWhenUsed="0"/>
+    <w:lsdException w:name="Colorful Grid" w:uiPriority="73" w:semiHidden="0" w:unhideWhenUsed="0"/>
+    <w:lsdException w:name="List 2" w:uiPriority="99"/>
+    <w:lsdException w:name="Closing" w:uiPriority="99"/>
+    <w:lsdException w:name="Body Text 2" w:uiPriority="99"/>
+    <w:lsdException w:name="List Continue" w:uiPriority="99"/>
+    <w:lsdException w:name="Medium Shading 2 Accent 1" w:uiPriority="64" w:semiHidden="0" w:unhideWhenUsed="0"/>
+    <w:lsdException w:name="List Bullet" w:uiPriority="99"/>
+    <w:lsdException w:name="Medium Shading 1 Accent 4" w:uiPriority="63" w:semiHidden="0" w:unhideWhenUsed="0"/>
+    <w:lsdException w:name="Light List Accent 4" w:uiPriority="61" w:semiHidden="0" w:unhideWhenUsed="0"/>
+    <w:lsdException w:name="HTML Address" w:uiPriority="99"/>
+    <w:lsdException w:name="Medium Shading 1" w:uiPriority="63" w:semiHidden="0" w:unhideWhenUsed="0"/>
+    <w:lsdException w:name="Balloon Text" w:uiPriority="99"/>
+    <w:lsdException w:name="Table Grid 4" w:uiPriority="99"/>
+    <w:lsdException w:name="Medium List 1 Accent 3" w:uiPriority="65" w:semiHidden="0" w:unhideWhenUsed="0"/>
+    <w:lsdException w:name="Colorful List Accent 5" w:uiPriority="72" w:semiHidden="0" w:unhideWhenUsed="0"/>
+    <w:lsdException w:name="Medium Shading 1 Accent 2" w:uiPriority="63" w:semiHidden="0" w:unhideWhenUsed="0"/>
+    <w:lsdException w:name="page number" w:uiPriority="99"/>
+    <w:lsdException w:name="Medium Grid 2 Accent 5" w:uiPriority="68" w:semiHidden="0" w:unhideWhenUsed="0"/>
+    <w:lsdException w:name="Colorful List Accent 1" w:uiPriority="72" w:semiHidden="0" w:unhideWhenUsed="0"/>
+    <w:lsdException w:name="Table Columns 3" w:uiPriority="99"/>
+    <w:lsdException w:name="Medium Shading 2 Accent 5" w:uiPriority="64" w:semiHidden="0" w:unhideWhenUsed="0"/>
+    <w:lsdException w:name="Colorful Shading" w:uiPriority="71" w:semiHidden="0" w:unhideWhenUsed="0"/>
+    <w:lsdException w:name="Dark List Accent 5" w:uiPriority="70" w:semiHidden="0" w:unhideWhenUsed="0"/>
+    <w:lsdException w:name="Medium Grid 1 Accent 1" w:uiPriority="67" w:semiHidden="0" w:unhideWhenUsed="0"/>
+    <w:lsdException w:name="toc 8" w:uiPriority="39"/>
+    <w:lsdException w:name="Default Paragraph Font" w:uiPriority="1" w:qFormat="1"/>
+    <w:lsdException w:name="Salutation" w:uiPriority="99"/>
+    <w:lsdException w:name="Medium List 1 Accent 5" w:uiPriority="65" w:semiHidden="0" w:unhideWhenUsed="0"/>
+    <w:lsdException w:name="Colorful List Accent 2" w:uiPriority="72" w:semiHidden="0" w:unhideWhenUsed="0"/>
+    <w:lsdException w:name="annotation subject" w:uiPriority="99"/>
+    <w:lsdException w:name="Table List 7" w:uiPriority="99"/>
+    <w:lsdException w:name="Dark List Accent 1" w:uiPriority="70" w:semiHidden="0" w:unhideWhenUsed="0"/>
+    <w:lsdException w:name="Table Classic 2" w:uiPriority="99"/>
+    <w:lsdException w:name="Light Grid Accent 5" w:uiPriority="62" w:semiHidden="0" w:unhideWhenUsed="0"/>
+    <w:lsdException w:name="Medium List 2 Accent 4" w:uiPriority="66" w:semiHidden="0" w:unhideWhenUsed="0"/>
+    <w:lsdException w:name="Table Colorful 1" w:uiPriority="99"/>
+    <w:lsdException w:name="index 7" w:uiPriority="99"/>
+    <w:lsdException w:name="heading 9" w:uiPriority="9" w:qFormat="1"/>
+    <w:lsdException w:name="Light List Accent 6" w:uiPriority="61" w:semiHidden="0" w:unhideWhenUsed="0"/>
+    <w:lsdException w:name="FollowedHyperlink" w:uiPriority="99"/>
+    <w:lsdException w:name="Table List 4" w:uiPriority="99"/>
+    <w:lsdException w:name="Colorful Shading Accent 5" w:uiPriority="71" w:semiHidden="0" w:unhideWhenUsed="0"/>
+    <w:lsdException w:name="Table Elegant" w:uiPriority="99"/>
+    <w:lsdException w:name="List Number 4" w:uiPriority="99"/>
+    <w:lsdException w:name="Table Simple 3" w:uiPriority="99"/>
     <w:lsdException w:name="Strong" w:uiPriority="22" w:semiHidden="0" w:unhideWhenUsed="0" w:qFormat="1"/>
-    <w:lsdException w:name="HTML Keyboard" w:uiPriority="99"/>
-    <w:lsdException w:name="Table Subtle 2" w:uiPriority="99"/>
-    <w:lsdException w:name="Table Grid 7" w:uiPriority="99"/>
-    <w:lsdException w:name="Colorful Grid Accent 5" w:uiPriority="73" w:semiHidden="0" w:unhideWhenUsed="0"/>
-    <w:lsdException w:name="Medium Grid 3 Accent 1" w:uiPriority="69" w:semiHidden="0" w:unhideWhenUsed="0"/>
-    <w:lsdException w:name="Colorful Grid Accent 2" w:uiPriority="73" w:semiHidden="0" w:unhideWhenUsed="0"/>
-    <w:lsdException w:name="Subtitle" w:uiPriority="11" w:semiHidden="0" w:unhideWhenUsed="0" w:qFormat="1"/>
-    <w:lsdException w:name="Body Text First Indent 2" w:uiPriority="99"/>
-    <w:lsdException w:name="Medium Shading 2 Accent 3" w:uiPriority="64" w:semiHidden="0" w:unhideWhenUsed="0"/>
-    <w:lsdException w:name="Table Grid 8" w:uiPriority="99"/>
-    <w:lsdException w:name="List 5" w:uiPriority="99"/>
-    <w:lsdException w:name="Dark List" w:uiPriority="70" w:semiHidden="0" w:unhideWhenUsed="0"/>
-    <w:lsdException w:name="Colorful List Accent 4" w:uiPriority="72" w:semiHidden="0" w:unhideWhenUsed="0"/>
-    <w:lsdException w:name="Balloon Text" w:uiPriority="99"/>
-    <w:lsdException w:name="Colorful List Accent 6" w:uiPriority="72" w:semiHidden="0" w:unhideWhenUsed="0"/>
-    <w:lsdException w:name="Medium List 2 Accent 3" w:uiPriority="66" w:semiHidden="0" w:unhideWhenUsed="0"/>
-    <w:lsdException w:name="List Continue 3" w:uiPriority="99"/>
-    <w:lsdException w:name="endnote text" w:uiPriority="99"/>
-    <w:lsdException w:name="caption" w:uiPriority="35" w:qFormat="1"/>
-    <w:lsdException w:name="Table List 6" w:uiPriority="99"/>
-    <w:lsdException w:name="Table Simple 1" w:uiPriority="99"/>
-    <w:lsdException w:name="List Continue 5" w:uiPriority="99"/>
-    <w:lsdException w:name="Medium Grid 1 Accent 2" w:uiPriority="67" w:semiHidden="0" w:unhideWhenUsed="0"/>
-    <w:lsdException w:name="Title" w:uiPriority="10" w:semiHidden="0" w:unhideWhenUsed="0" w:qFormat="1"/>
+    <w:lsdException w:name="Medium List 1 Accent 1" w:uiPriority="65" w:semiHidden="0" w:unhideWhenUsed="0"/>
+    <w:lsdException w:name="List 3" w:uiPriority="99"/>
+    <w:lsdException w:name="HTML Variable" w:uiPriority="99"/>
+    <w:lsdException w:name="Medium Grid 1" w:uiPriority="67" w:semiHidden="0" w:unhideWhenUsed="0"/>
     <w:lsdException w:name="index 1" w:uiPriority="99"/>
-    <w:lsdException w:name="Light Shading Accent 5" w:uiPriority="60" w:semiHidden="0" w:unhideWhenUsed="0"/>
-    <w:lsdException w:name="Medium List 1 Accent 3" w:uiPriority="65" w:semiHidden="0" w:unhideWhenUsed="0"/>
-    <w:lsdException w:name="Medium Shading 2 Accent 4" w:uiPriority="64" w:semiHidden="0" w:unhideWhenUsed="0"/>
-    <w:lsdException w:name="Colorful Shading" w:uiPriority="71" w:semiHidden="0" w:unhideWhenUsed="0"/>
-    <w:lsdException w:name="Medium Grid 2 Accent 1" w:uiPriority="68" w:semiHidden="0" w:unhideWhenUsed="0"/>
-    <w:lsdException w:name="Medium Shading 1 Accent 5" w:uiPriority="63" w:semiHidden="0" w:unhideWhenUsed="0"/>
-    <w:lsdException w:name="Colorful List Accent 2" w:uiPriority="72" w:semiHidden="0" w:unhideWhenUsed="0"/>
-    <w:lsdException w:name="Colorful Shading Accent 6" w:uiPriority="71" w:semiHidden="0" w:unhideWhenUsed="0"/>
-    <w:lsdException w:name="Table Professional" w:uiPriority="99"/>
-    <w:lsdException w:name="index 2" w:uiPriority="99"/>
-    <w:lsdException w:name="List Bullet 3" w:uiPriority="99"/>
-    <w:lsdException w:name="heading 9" w:uiPriority="9" w:qFormat="1"/>
-    <w:lsdException w:name="List Continue 2" w:uiPriority="99"/>
-    <w:lsdException w:name="Medium Grid 2" w:uiPriority="68" w:semiHidden="0" w:unhideWhenUsed="0"/>
-    <w:lsdException w:name="Table Contemporary" w:uiPriority="99"/>
-    <w:lsdException w:name="Table Colorful 1" w:uiPriority="99"/>
-    <w:lsdException w:name="heading 6" w:uiPriority="9" w:qFormat="1"/>
-    <w:lsdException w:name="Medium Shading 1" w:uiPriority="63" w:semiHidden="0" w:unhideWhenUsed="0"/>
-    <w:lsdException w:name="Table Simple 3" w:uiPriority="99"/>
-    <w:lsdException w:name="Light Grid Accent 1" w:uiPriority="62" w:semiHidden="0" w:unhideWhenUsed="0"/>
-    <w:lsdException w:name="Medium Grid 1 Accent 1" w:uiPriority="67" w:semiHidden="0" w:unhideWhenUsed="0"/>
-    <w:lsdException w:name="heading 8" w:uiPriority="9" w:qFormat="1"/>
-    <w:lsdException w:name="Medium Shading 2 Accent 6" w:uiPriority="64" w:semiHidden="0" w:unhideWhenUsed="0"/>
-    <w:lsdException w:name="Medium Grid 1 Accent 3" w:uiPriority="67" w:semiHidden="0" w:unhideWhenUsed="0"/>
-    <w:lsdException w:name="Light Shading Accent 3" w:uiPriority="60" w:semiHidden="0" w:unhideWhenUsed="0"/>
-    <w:lsdException w:name="Table List 4" w:uiPriority="99"/>
-    <w:lsdException w:name="toa heading" w:uiPriority="99"/>
-    <w:lsdException w:name="Table Colorful 2" w:uiPriority="99"/>
-    <w:lsdException w:name="List Bullet" w:uiPriority="99"/>
-    <w:lsdException w:name="Medium Grid 3 Accent 2" w:uiPriority="69" w:semiHidden="0" w:unhideWhenUsed="0"/>
-    <w:lsdException w:name="Medium List 2 Accent 5" w:uiPriority="66" w:semiHidden="0" w:unhideWhenUsed="0"/>
-    <w:lsdException w:name="Light Grid Accent 6" w:uiPriority="62" w:semiHidden="0" w:unhideWhenUsed="0"/>
-    <w:lsdException w:name="index 5" w:uiPriority="99"/>
-    <w:lsdException w:name="Default Paragraph Font" w:uiPriority="1" w:qFormat="1"/>
-    <w:lsdException w:name="Colorful Shading Accent 4" w:uiPriority="71" w:semiHidden="0" w:unhideWhenUsed="0"/>
-    <w:lsdException w:name="HTML Code" w:uiPriority="99"/>
-    <w:lsdException w:name="Note Heading" w:uiPriority="99"/>
-    <w:lsdException w:name="Table Columns 5" w:uiPriority="99"/>
-    <w:lsdException w:name="Table Grid" w:uiPriority="59" w:semiHidden="0" w:unhideWhenUsed="0" w:qFormat="1"/>
-    <w:lsdException w:name="heading 7" w:uiPriority="9" w:qFormat="1"/>
+    <w:lsdException w:name="List" w:uiPriority="99"/>
     <w:lsdException w:name="List Bullet 2" w:uiPriority="99"/>
-    <w:lsdException w:name="Dark List Accent 2" w:uiPriority="70" w:semiHidden="0" w:unhideWhenUsed="0"/>
-    <w:lsdException w:name="Plain Text" w:uiPriority="99"/>
-    <w:lsdException w:name="Table Classic 2" w:uiPriority="99"/>
-    <w:lsdException w:name="Table Classic 1" w:uiPriority="99"/>
-    <w:lsdException w:name="Table Grid 3" w:uiPriority="99"/>
-    <w:lsdException w:name="Table Elegant" w:uiPriority="99"/>
-    <w:lsdException w:name="List" w:uiPriority="99"/>
-    <w:lsdException w:name="Body Text" w:uiPriority="99"/>
-    <w:lsdException w:name="annotation subject" w:uiPriority="99"/>
-    <w:lsdException w:name="Emphasis" w:uiPriority="20" w:semiHidden="0" w:unhideWhenUsed="0" w:qFormat="1"/>
-    <w:lsdException w:name="Normal Indent" w:uiPriority="99"/>
-    <w:lsdException w:name="toc 9" w:uiPriority="39"/>
-    <w:lsdException w:name="List Bullet 5" w:uiPriority="99"/>
-    <w:lsdException w:name="Table List 2" w:uiPriority="99"/>
-    <w:lsdException w:name="Medium Grid 2 Accent 4" w:uiPriority="68" w:semiHidden="0" w:unhideWhenUsed="0"/>
-    <w:lsdException w:name="FollowedHyperlink" w:uiPriority="99"/>
-    <w:lsdException w:name="Block Text" w:uiPriority="99"/>
-    <w:lsdException w:name="Medium Shading 1 Accent 6" w:uiPriority="63" w:semiHidden="0" w:unhideWhenUsed="0"/>
-    <w:lsdException w:name="Medium Grid 1 Accent 6" w:uiPriority="67" w:semiHidden="0" w:unhideWhenUsed="0"/>
-    <w:lsdException w:name="Message Header" w:uiPriority="99"/>
-    <w:lsdException w:name="List Bullet 4" w:uiPriority="99"/>
-    <w:lsdException w:name="Light List Accent 4" w:uiPriority="61" w:semiHidden="0" w:unhideWhenUsed="0"/>
-    <w:lsdException w:name="HTML Acronym" w:uiPriority="99"/>
-    <w:lsdException w:name="envelope address" w:uiPriority="99"/>
-    <w:lsdException w:name="List Continue" w:uiPriority="99"/>
-    <w:lsdException w:name="Light Shading Accent 1" w:uiPriority="60" w:semiHidden="0" w:unhideWhenUsed="0"/>
-    <w:lsdException w:name="Medium Grid 3 Accent 4" w:uiPriority="69" w:semiHidden="0" w:unhideWhenUsed="0"/>
-    <w:lsdException w:name="Table Columns 3" w:uiPriority="99"/>
-    <w:lsdException w:name="Medium Grid 2 Accent 3" w:uiPriority="68" w:semiHidden="0" w:unhideWhenUsed="0"/>
-    <w:lsdException w:name="Table Classic 3" w:uiPriority="99"/>
-    <w:lsdException w:name="Signature" w:uiPriority="99"/>
-    <w:lsdException w:name="index 8" w:uiPriority="99"/>
-    <w:lsdException w:name="Light Grid Accent 4" w:uiPriority="62" w:semiHidden="0" w:unhideWhenUsed="0"/>
-    <w:lsdException w:name="Table Classic 4" w:uiPriority="99"/>
-    <w:lsdException w:name="index 7" w:uiPriority="99"/>
-    <w:lsdException w:name="Medium List 1" w:uiPriority="65" w:semiHidden="0" w:unhideWhenUsed="0"/>
-    <w:lsdException w:name="line number" w:uiPriority="99"/>
-    <w:lsdException w:name="toc 5" w:uiPriority="39"/>
-    <w:lsdException w:name="Table 3D effects 1" w:uiPriority="99"/>
-    <w:lsdException w:name="Colorful Shading Accent 2" w:uiPriority="71" w:semiHidden="0" w:unhideWhenUsed="0"/>
-    <w:lsdException w:name="Table List 1" w:uiPriority="99"/>
-    <w:lsdException w:name="Medium Shading 1 Accent 1" w:uiPriority="63" w:semiHidden="0" w:unhideWhenUsed="0"/>
-    <w:lsdException w:name="Medium Shading 1 Accent 2" w:uiPriority="63" w:semiHidden="0" w:unhideWhenUsed="0"/>
-    <w:lsdException w:name="index 6" w:uiPriority="99"/>
-    <w:lsdException w:name="heading 1" w:uiPriority="9" w:semiHidden="0" w:unhideWhenUsed="0" w:qFormat="1"/>
-    <w:lsdException w:name="HTML Definition" w:uiPriority="99"/>
-    <w:lsdException w:name="List Continue 4" w:uiPriority="99"/>
-    <w:lsdException w:name="Table Web 2" w:uiPriority="99"/>
-    <w:lsdException w:name="Colorful Grid Accent 3" w:uiPriority="73" w:semiHidden="0" w:unhideWhenUsed="0"/>
-    <w:lsdException w:name="Medium Grid 1 Accent 5" w:uiPriority="67" w:semiHidden="0" w:unhideWhenUsed="0"/>
-    <w:lsdException w:name="Colorful List Accent 5" w:uiPriority="72" w:semiHidden="0" w:unhideWhenUsed="0"/>
-    <w:lsdException w:name="toc 6" w:uiPriority="39"/>
-    <w:lsdException w:name="Medium Shading 2 Accent 2" w:uiPriority="64" w:semiHidden="0" w:unhideWhenUsed="0"/>
-    <w:lsdException w:name="Colorful List" w:uiPriority="72" w:semiHidden="0" w:unhideWhenUsed="0"/>
-    <w:lsdException w:name="Salutation" w:uiPriority="99"/>
-    <w:lsdException w:name="Table Columns 2" w:uiPriority="99"/>
-    <w:lsdException w:name="Medium Shading 2 Accent 5" w:uiPriority="64" w:semiHidden="0" w:unhideWhenUsed="0"/>
-    <w:lsdException w:name="heading 2" w:uiPriority="9" w:qFormat="1"/>
-    <w:lsdException w:name="Dark List Accent 1" w:uiPriority="70" w:semiHidden="0" w:unhideWhenUsed="0"/>
-    <w:lsdException w:name="Medium List 2 Accent 2" w:uiPriority="66" w:semiHidden="0" w:unhideWhenUsed="0"/>
-    <w:lsdException w:name="Table Grid 6" w:uiPriority="99"/>
-    <w:lsdException w:name="Colorful Grid Accent 4" w:uiPriority="73" w:semiHidden="0" w:unhideWhenUsed="0"/>
+    <w:lsdException w:name="heading 5" w:uiPriority="9" w:qFormat="1"/>
     <w:lsdException w:name="Table 3D effects 2" w:uiPriority="99"/>
-    <w:lsdException w:name="Colorful Shading Accent 1" w:uiPriority="71" w:semiHidden="0" w:unhideWhenUsed="0"/>
-    <w:lsdException w:name="Medium List 2 Accent 1" w:uiPriority="66" w:semiHidden="0" w:unhideWhenUsed="0"/>
-    <w:lsdException w:name="toc 4" w:uiPriority="39"/>
-    <w:lsdException w:name="Table List 7" w:uiPriority="99"/>
-    <w:lsdException w:name="Date" w:uiPriority="99"/>
-    <w:lsdException w:name="Table Web 1" w:uiPriority="99"/>
-    <w:lsdException w:name="Table 3D effects 3" w:uiPriority="99"/>
-    <w:lsdException w:name="Light Grid" w:uiPriority="62" w:semiHidden="0" w:unhideWhenUsed="0"/>
-    <w:lsdException w:name="Medium List 1 Accent 1" w:uiPriority="65" w:semiHidden="0" w:unhideWhenUsed="0"/>
-    <w:lsdException w:name="table of authorities" w:uiPriority="99"/>
-    <w:lsdException w:name="Table Web 3" w:uiPriority="99"/>
-    <w:lsdException w:name="List 4" w:uiPriority="99"/>
-    <w:lsdException w:name="Table List 8" w:uiPriority="99"/>
-    <w:lsdException w:name="List Number" w:uiPriority="99"/>
-    <w:lsdException w:name="Light Grid Accent 2" w:uiPriority="62" w:semiHidden="0" w:unhideWhenUsed="0"/>
-    <w:lsdException w:name="Hyperlink" w:uiPriority="99"/>
-    <w:lsdException w:name="Table Grid 5" w:uiPriority="99"/>
-    <w:lsdException w:name="Medium Grid 1 Accent 4" w:uiPriority="67" w:semiHidden="0" w:unhideWhenUsed="0"/>
-    <w:lsdException w:name="envelope return" w:uiPriority="99"/>
-    <w:lsdException w:name="List Number 3" w:uiPriority="99"/>
-    <w:lsdException w:name="Colorful List Accent 3" w:uiPriority="72" w:semiHidden="0" w:unhideWhenUsed="0"/>
-    <w:lsdException w:name="List Number 4" w:uiPriority="99"/>
-    <w:lsdException w:name="Medium List 1 Accent 2" w:uiPriority="65" w:semiHidden="0" w:unhideWhenUsed="0"/>
-    <w:lsdException w:name="Medium List 2 Accent 6" w:uiPriority="66" w:semiHidden="0" w:unhideWhenUsed="0"/>
-    <w:lsdException w:name="footnote text" w:uiPriority="99"/>
-    <w:lsdException w:name="Normal (Web)" w:uiPriority="99"/>
-    <w:lsdException w:name="Colorful Grid" w:uiPriority="73" w:semiHidden="0" w:unhideWhenUsed="0"/>
-    <w:lsdException w:name="Light Shading Accent 4" w:uiPriority="60" w:semiHidden="0" w:unhideWhenUsed="0"/>
-    <w:lsdException w:name="Table Theme" w:uiPriority="99"/>
-    <w:lsdException w:name="toc 3" w:uiPriority="39"/>
-    <w:lsdException w:name="footnote reference" w:uiPriority="99"/>
-    <w:lsdException w:name="Table Grid 4" w:uiPriority="99"/>
-    <w:lsdException w:name="Body Text 2" w:uiPriority="99"/>
-    <w:lsdException w:name="Light Shading Accent 6" w:uiPriority="60" w:semiHidden="0" w:unhideWhenUsed="0"/>
-    <w:lsdException w:name="List Number 5" w:uiPriority="99"/>
-    <w:lsdException w:name="Medium Shading 1 Accent 4" w:uiPriority="63" w:semiHidden="0" w:unhideWhenUsed="0"/>
-    <w:lsdException w:name="Table List 5" w:uiPriority="99"/>
-    <w:lsdException w:name="toc 2" w:uiPriority="39"/>
-    <w:lsdException w:name="Colorful Grid Accent 1" w:uiPriority="73" w:semiHidden="0" w:unhideWhenUsed="0"/>
-    <w:lsdException w:name="Medium Grid 3" w:uiPriority="69" w:semiHidden="0" w:unhideWhenUsed="0"/>
     <w:lsdException w:name="Table Colorful 3" w:uiPriority="99"/>
-    <w:lsdException w:name="HTML Preformatted" w:uiPriority="99" w:qFormat="1"/>
-    <w:lsdException w:name="Light Grid Accent 3" w:uiPriority="62" w:semiHidden="0" w:unhideWhenUsed="0"/>
-    <w:lsdException w:name="Table Simple 2" w:uiPriority="99"/>
-    <w:lsdException w:name="Medium Grid 3 Accent 3" w:uiPriority="69" w:semiHidden="0" w:unhideWhenUsed="0"/>
-    <w:lsdException w:name="Colorful Shading Accent 5" w:uiPriority="71" w:semiHidden="0" w:unhideWhenUsed="0"/>
-    <w:lsdException w:name="page number" w:uiPriority="99"/>
-    <w:lsdException w:name="index 3" w:uiPriority="99"/>
-    <w:lsdException w:name="List Number 2" w:uiPriority="99"/>
-    <w:lsdException w:name="Table Columns 4" w:uiPriority="99"/>
-    <w:lsdException w:name="Light Shading Accent 2" w:uiPriority="60" w:semiHidden="0" w:unhideWhenUsed="0"/>
-    <w:lsdException w:name="Light List" w:uiPriority="61" w:semiHidden="0" w:unhideWhenUsed="0"/>
-    <w:lsdException w:name="annotation reference" w:uiPriority="99"/>
-    <w:lsdException w:name="footer" w:uiPriority="99" w:semiHidden="0" w:qFormat="1"/>
-    <w:lsdException w:name="table of figures" w:uiPriority="99"/>
     <w:lsdException w:name="Dark List Accent 3" w:uiPriority="70" w:semiHidden="0" w:unhideWhenUsed="0"/>
-    <w:lsdException w:name="Body Text 3" w:uiPriority="99"/>
-    <w:lsdException w:name="toc 1" w:uiPriority="39"/>
-    <w:lsdException w:name="heading 5" w:uiPriority="9" w:qFormat="1"/>
-    <w:lsdException w:name="annotation text" w:uiPriority="99"/>
-    <w:lsdException w:name="Body Text Indent 3" w:uiPriority="99"/>
-    <w:lsdException w:name="Medium Grid 2 Accent 6" w:uiPriority="68" w:semiHidden="0" w:unhideWhenUsed="0"/>
-    <w:lsdException w:name="Light List Accent 3" w:uiPriority="61" w:semiHidden="0" w:unhideWhenUsed="0"/>
-    <w:lsdException w:name="index 4" w:uiPriority="99"/>
-    <w:lsdException w:name="index heading" w:uiPriority="99"/>
-    <w:lsdException w:name="HTML Cite" w:uiPriority="99"/>
-    <w:lsdException w:name="List 2" w:uiPriority="99"/>
-    <w:lsdException w:name="Medium Grid 2 Accent 5" w:uiPriority="68" w:semiHidden="0" w:unhideWhenUsed="0"/>
-    <w:lsdException w:name="Light List Accent 2" w:uiPriority="61" w:semiHidden="0" w:unhideWhenUsed="0"/>
-    <w:lsdException w:name="HTML Variable" w:uiPriority="99"/>
-    <w:lsdException w:name="Colorful List Accent 1" w:uiPriority="72" w:semiHidden="0" w:unhideWhenUsed="0"/>
-    <w:lsdException w:name="Normal" w:uiPriority="0" w:semiHidden="0" w:unhideWhenUsed="0" w:qFormat="1"/>
-    <w:lsdException w:name="Medium List 2 Accent 4" w:uiPriority="66" w:semiHidden="0" w:unhideWhenUsed="0"/>
-    <w:lsdException w:name="macro" w:uiPriority="99"/>
-    <w:lsdException w:name="Medium List 1 Accent 6" w:uiPriority="65" w:semiHidden="0" w:unhideWhenUsed="0"/>
-    <w:lsdException w:name="HTML Sample" w:uiPriority="99"/>
-    <w:lsdException w:name="Medium List 1 Accent 4" w:uiPriority="65" w:semiHidden="0" w:unhideWhenUsed="0"/>
-    <w:lsdException w:name="HTML Typewriter" w:uiPriority="99"/>
-    <w:lsdException w:name="Medium Grid 1" w:uiPriority="67" w:semiHidden="0" w:unhideWhenUsed="0"/>
-    <w:lsdException w:name="E-mail Signature" w:uiPriority="99"/>
-    <w:lsdException w:name="Medium List 2" w:uiPriority="66" w:semiHidden="0" w:unhideWhenUsed="0"/>
-    <w:lsdException w:name="header" w:uiPriority="99" w:semiHidden="0" w:qFormat="1"/>
-    <w:lsdException w:name="Medium Shading 2" w:uiPriority="64" w:semiHidden="0" w:unhideWhenUsed="0"/>
-    <w:lsdException w:name="Table List 3" w:uiPriority="99"/>
-    <w:lsdException w:name="Light Shading" w:uiPriority="60" w:semiHidden="0" w:unhideWhenUsed="0"/>
-    <w:lsdException w:name="Light List Accent 1" w:uiPriority="61" w:semiHidden="0" w:unhideWhenUsed="0"/>
-    <w:lsdException w:name="HTML Address" w:uiPriority="99"/>
-    <w:lsdException w:name="Table Grid 2" w:uiPriority="99"/>
-    <w:lsdException w:name="Light List Accent 5" w:uiPriority="61" w:semiHidden="0" w:unhideWhenUsed="0"/>
-    <w:lsdException w:name="Closing" w:uiPriority="99"/>
-    <w:lsdException w:name="Light List Accent 6" w:uiPriority="61" w:semiHidden="0" w:unhideWhenUsed="0"/>
-    <w:lsdException w:name="List 3" w:uiPriority="99"/>
-    <w:lsdException w:name="Medium Grid 3 Accent 5" w:uiPriority="69" w:semiHidden="0" w:unhideWhenUsed="0"/>
-    <w:lsdException w:name="toc 8" w:uiPriority="39"/>
-    <w:lsdException w:name="Medium Shading 2 Accent 1" w:uiPriority="64" w:semiHidden="0" w:unhideWhenUsed="0"/>
-    <w:lsdException w:name="Medium Grid 2 Accent 2" w:uiPriority="68" w:semiHidden="0" w:unhideWhenUsed="0"/>
-    <w:lsdException w:name="Light Grid Accent 5" w:uiPriority="62" w:semiHidden="0" w:unhideWhenUsed="0"/>
-    <w:lsdException w:name="endnote reference" w:uiPriority="99"/>
-    <w:lsdException w:name="heading 4" w:uiPriority="9" w:qFormat="1"/>
-    <w:lsdException w:name="index 9" w:uiPriority="99"/>
-    <w:lsdException w:name="Body Text First Indent" w:uiPriority="99"/>
-    <w:lsdException w:name="Body Text Indent 2" w:uiPriority="99"/>
-    <w:lsdException w:name="Medium Grid 3 Accent 6" w:uiPriority="69" w:semiHidden="0" w:unhideWhenUsed="0"/>
-    <w:lsdException w:name="Medium List 1 Accent 5" w:uiPriority="65" w:semiHidden="0" w:unhideWhenUsed="0"/>
-    <w:lsdException w:name="Dark List Accent 5" w:uiPriority="70" w:semiHidden="0" w:unhideWhenUsed="0"/>
-    <w:lsdException w:name="Table Subtle 1" w:uiPriority="99"/>
-    <w:lsdException w:name="Table Columns 1" w:uiPriority="99"/>
-    <w:lsdException w:name="Colorful Grid Accent 6" w:uiPriority="73" w:semiHidden="0" w:unhideWhenUsed="0"/>
-    <w:lsdException w:name="Colorful Shading Accent 3" w:uiPriority="71" w:semiHidden="0" w:unhideWhenUsed="0"/>
-    <w:lsdException w:name="Dark List Accent 6" w:uiPriority="70" w:semiHidden="0" w:unhideWhenUsed="0"/>
-    <w:lsdException w:name="Table Grid 1" w:uiPriority="99"/>
-    <w:lsdException w:name="Normal Table" w:uiPriority="99" w:qFormat="1"/>
   </w:latentStyles>
-  <w:style w:type="paragraph" w:styleId="000028">
+  <w:style w:type="table" w:styleId="00000a" w:default="1">
+    <w:name w:val="Normal Table"/>
+    <w:uiPriority w:val="99"/>
+    <w:semiHidden w:val="1"/>
+    <w:unhideWhenUsed w:val="1"/>
+    <w:qFormat w:val="1"/>
+    <w:tblPr>
+      <w:tblCellMar>
+        <w:top w:w="0" w:type="dxa"/>
+        <w:left w:w="108" w:type="dxa"/>
+        <w:bottom w:w="0" w:type="dxa"/>
+        <w:right w:w="108" w:type="dxa"/>
+      </w:tblCellMar>
+    </w:tblPr>
+  </w:style>
+  <w:style w:type="character" w:styleId="000009" w:default="1">
+    <w:name w:val="Default Paragraph Font"/>
+    <w:uiPriority w:val="1"/>
+    <w:semiHidden w:val="1"/>
+    <w:unhideWhenUsed w:val="1"/>
+    <w:qFormat w:val="1"/>
+  </w:style>
+  <w:style w:type="paragraph" w:styleId="00000d">
+    <w:name w:val="footer"/>
+    <w:basedOn w:val="000002"/>
+    <w:link w:val="00000c"/>
+    <w:uiPriority w:val="99"/>
+    <w:unhideWhenUsed w:val="1"/>
+    <w:qFormat w:val="1"/>
+    <w:pPr>
+      <w:tabs>
+        <w:tab w:val="center" w:pos="4153"/>
+        <w:tab w:val="right" w:pos="8306"/>
+      </w:tabs>
+      <w:snapToGrid w:val="0"/>
+    </w:pPr>
+    <w:rPr>
+      <w:sz w:val="18"/>
+      <w:szCs w:val="18"/>
+    </w:rPr>
+  </w:style>
+  <w:style w:type="paragraph" w:styleId="000001">
     <w:name w:val="List Paragraph"/>
-    <w:basedOn w:val="000018"/>
+    <w:basedOn w:val="000002"/>
     <w:uiPriority w:val="34"/>
     <w:qFormat w:val="1"/>
     <w:pPr>
       <w:ind w:firstLine="420" w:firstLineChars="200"/>
     </w:pPr>
   </w:style>
-  <w:style w:type="paragraph" w:styleId="00001e">
+  <w:style w:type="paragraph" w:styleId="000008">
+    <w:name w:val="Normal (Web)"/>
+    <w:basedOn w:val="000002"/>
+    <w:uiPriority w:val="99"/>
+    <w:semiHidden w:val="1"/>
+    <w:unhideWhenUsed w:val="1"/>
+    <w:pPr>
+      <w:spacing w:before="0" w:beforeAutospacing="1" w:after="0" w:afterAutospacing="1"/>
+      <w:ind w:left="0" w:right="0"/>
+      <w:jc w:val="left"/>
+    </w:pPr>
+    <w:rPr>
+      <w:kern w:val="0"/>
+      <w:sz w:val="24"/>
+      <w:lang w:val="en-US" w:eastAsia="zh-CN" w:bidi="ar"/>
+    </w:rPr>
+  </w:style>
+  <w:style w:type="character" w:styleId="000006" w:customStyle="1">
+    <w:name w:val="副标题 字符"/>
+    <w:basedOn w:val="000009"/>
+    <w:link w:val="000005"/>
+    <w:uiPriority w:val="11"/>
+    <w:qFormat w:val="1"/>
+    <w:rPr>
+      <w:b w:val="1"/>
+      <w:bCs w:val="1"/>
+      <w:kern w:val="28"/>
+      <w:sz w:val="32"/>
+      <w:szCs w:val="32"/>
+      <w14:ligatures w14:val="none"/>
+    </w:rPr>
+  </w:style>
+  <w:style w:type="paragraph" w:styleId="000003">
     <w:name w:val="header"/>
-    <w:basedOn w:val="000018"/>
-    <w:link w:val="00001f"/>
+    <w:basedOn w:val="000002"/>
+    <w:link w:val="000004"/>
     <w:uiPriority w:val="99"/>
     <w:unhideWhenUsed w:val="1"/>
     <w:qFormat w:val="1"/>
@@ -5166,11 +4822,69 @@
       <w:szCs w:val="18"/>
     </w:rPr>
   </w:style>
-  <w:style w:type="paragraph" w:styleId="000020">
+  <w:style w:type="character" w:styleId="00000c" w:customStyle="1">
+    <w:name w:val="页脚 字符"/>
+    <w:basedOn w:val="000009"/>
+    <w:link w:val="00000d"/>
+    <w:uiPriority w:val="99"/>
+    <w:qFormat w:val="1"/>
+    <w:rPr>
+      <w:sz w:val="18"/>
+      <w:szCs w:val="18"/>
+    </w:rPr>
+  </w:style>
+  <w:style w:type="paragraph" w:styleId="000010">
+    <w:name w:val="heading 3"/>
+    <w:basedOn w:val="000002"/>
+    <w:next w:val="000002"/>
+    <w:uiPriority w:val="9"/>
+    <w:semiHidden w:val="1"/>
+    <w:unhideWhenUsed w:val="1"/>
+    <w:qFormat w:val="1"/>
+    <w:pPr>
+      <w:spacing w:before="0" w:beforeAutospacing="1" w:after="0" w:afterAutospacing="1"/>
+      <w:jc w:val="left"/>
+    </w:pPr>
+    <w:rPr>
+      <w:rFonts w:hint="eastAsia" w:ascii="宋体" w:hAnsi="宋体" w:eastAsia="宋体" w:cs="宋体"/>
+      <w:b w:val="1"/>
+      <w:bCs w:val="1"/>
+      <w:kern w:val="0"/>
+      <w:sz w:val="27"/>
+      <w:szCs w:val="27"/>
+      <w:lang w:val="en-US" w:eastAsia="zh-CN" w:bidi="ar"/>
+    </w:rPr>
+  </w:style>
+  <w:style w:type="table" w:styleId="00000f">
+    <w:name w:val="Table Grid"/>
+    <w:basedOn w:val="00000a"/>
+    <w:uiPriority w:val="59"/>
+    <w:qFormat w:val="1"/>
+    <w:pPr>
+      <w:spacing w:after="0" w:line="240" w:lineRule="auto"/>
+    </w:pPr>
+    <w:tblPr>
+      <w:tblBorders>
+        <w:top w:val="single" w:color="auto" w:sz="4" w:space="0"/>
+        <w:left w:val="single" w:color="auto" w:sz="4" w:space="0"/>
+        <w:bottom w:val="single" w:color="auto" w:sz="4" w:space="0"/>
+        <w:right w:val="single" w:color="auto" w:sz="4" w:space="0"/>
+        <w:insideH w:val="single" w:color="auto" w:sz="4" w:space="0"/>
+        <w:insideV w:val="single" w:color="auto" w:sz="4" w:space="0"/>
+      </w:tblBorders>
+      <w:tblCellMar>
+        <w:top w:w="0" w:type="dxa"/>
+        <w:left w:w="108" w:type="dxa"/>
+        <w:bottom w:w="0" w:type="dxa"/>
+        <w:right w:w="108" w:type="dxa"/>
+      </w:tblCellMar>
+    </w:tblPr>
+  </w:style>
+  <w:style w:type="paragraph" w:styleId="000005">
     <w:name w:val="Subtitle"/>
-    <w:basedOn w:val="000018"/>
-    <w:next w:val="000018"/>
-    <w:link w:val="000021"/>
+    <w:basedOn w:val="000002"/>
+    <w:next w:val="000002"/>
+    <w:link w:val="000006"/>
     <w:uiPriority w:val="11"/>
     <w:qFormat w:val="1"/>
     <w:pPr>
@@ -5187,101 +4901,9 @@
       <w:szCs w:val="32"/>
     </w:rPr>
   </w:style>
-  <w:style w:type="paragraph" w:styleId="000027" w:customStyle="1">
-    <w:name w:val="xl22"/>
-    <w:basedOn w:val="000018"/>
-    <w:uiPriority w:val="0"/>
-    <w:qFormat w:val="1"/>
-    <w:pPr>
-      <w:widowControl w:val="1"/>
-      <w:spacing w:before="100" w:beforeAutospacing="1" w:after="100" w:afterAutospacing="1"/>
-      <w:jc w:val="center"/>
-    </w:pPr>
-    <w:rPr>
-      <w:rFonts w:ascii="宋体" w:hAnsi="宋体"/>
-      <w:kern w:val="0"/>
-      <w:sz w:val="24"/>
-    </w:rPr>
-  </w:style>
-  <w:style w:type="paragraph" w:styleId="000023">
-    <w:name w:val="Normal (Web)"/>
-    <w:basedOn w:val="000018"/>
-    <w:uiPriority w:val="99"/>
-    <w:semiHidden w:val="1"/>
-    <w:unhideWhenUsed w:val="1"/>
-    <w:pPr>
-      <w:spacing w:before="0" w:beforeAutospacing="1" w:after="0" w:afterAutospacing="1"/>
-      <w:ind w:left="0" w:right="0"/>
-      <w:jc w:val="left"/>
-    </w:pPr>
-    <w:rPr>
-      <w:kern w:val="0"/>
-      <w:sz w:val="24"/>
-      <w:lang w:val="en-US" w:eastAsia="zh-CN" w:bidi="ar"/>
-    </w:rPr>
-  </w:style>
-  <w:style w:type="character" w:styleId="00001f" w:customStyle="1">
-    <w:name w:val="页眉 字符"/>
-    <w:basedOn w:val="00001a"/>
-    <w:link w:val="00001e"/>
-    <w:uiPriority w:val="99"/>
-    <w:qFormat w:val="1"/>
-    <w:rPr>
-      <w:sz w:val="18"/>
-      <w:szCs w:val="18"/>
-    </w:rPr>
-  </w:style>
-  <w:style w:type="character" w:styleId="000021" w:customStyle="1">
-    <w:name w:val="副标题 字符"/>
-    <w:basedOn w:val="00001a"/>
-    <w:link w:val="000020"/>
-    <w:uiPriority w:val="11"/>
-    <w:qFormat w:val="1"/>
-    <w:rPr>
-      <w:b w:val="1"/>
-      <w:bCs w:val="1"/>
-      <w:kern w:val="28"/>
-      <w:sz w:val="32"/>
-      <w:szCs w:val="32"/>
-      <w14:ligatures w14:val="none"/>
-    </w:rPr>
-  </w:style>
-  <w:style w:type="paragraph" w:styleId="000018" w:default="1">
-    <w:name w:val="Normal"/>
-    <w:uiPriority w:val="0"/>
-    <w:qFormat w:val="1"/>
-    <w:pPr>
-      <w:widowControl w:val="0"/>
-      <w:spacing w:after="0" w:line="240" w:lineRule="auto"/>
-      <w:jc w:val="both"/>
-    </w:pPr>
-    <w:rPr>
-      <w:rFonts w:ascii="Times New Roman" w:hAnsi="Times New Roman" w:eastAsia="宋体" w:cs="Times New Roman"/>
-      <w:kern w:val="2"/>
-      <w:sz w:val="21"/>
-      <w:szCs w:val="24"/>
-      <w:lang w:val="en-US" w:eastAsia="zh-CN" w:bidi="ar-SA"/>
-      <w14:ligatures w14:val="none"/>
-    </w:rPr>
-  </w:style>
-  <w:style w:type="table" w:styleId="00001b" w:default="1">
-    <w:name w:val="Normal Table"/>
-    <w:uiPriority w:val="99"/>
-    <w:semiHidden w:val="1"/>
-    <w:unhideWhenUsed w:val="1"/>
-    <w:qFormat w:val="1"/>
-    <w:tblPr>
-      <w:tblCellMar>
-        <w:top w:w="0" w:type="dxa"/>
-        <w:left w:w="108" w:type="dxa"/>
-        <w:bottom w:w="0" w:type="dxa"/>
-        <w:right w:w="108" w:type="dxa"/>
-      </w:tblCellMar>
-    </w:tblPr>
-  </w:style>
-  <w:style w:type="paragraph" w:styleId="000022">
+  <w:style w:type="paragraph" w:styleId="00000b">
     <w:name w:val="HTML Preformatted"/>
-    <w:basedOn w:val="000018"/>
+    <w:basedOn w:val="000002"/>
     <w:uiPriority w:val="99"/>
     <w:semiHidden w:val="1"/>
     <w:unhideWhenUsed w:val="1"/>
@@ -5315,27 +4937,25 @@
       <w:lang w:val="en-US" w:eastAsia="zh-CN" w:bidi="ar"/>
     </w:rPr>
   </w:style>
-  <w:style w:type="character" w:styleId="00001a" w:default="1">
-    <w:name w:val="Default Paragraph Font"/>
-    <w:uiPriority w:val="1"/>
-    <w:semiHidden w:val="1"/>
-    <w:unhideWhenUsed w:val="1"/>
+  <w:style w:type="paragraph" w:styleId="000007" w:customStyle="1">
+    <w:name w:val="xl22"/>
+    <w:basedOn w:val="000002"/>
+    <w:uiPriority w:val="0"/>
     <w:qFormat w:val="1"/>
-  </w:style>
-  <w:style w:type="character" w:styleId="00001d" w:customStyle="1">
-    <w:name w:val="页脚 字符"/>
-    <w:basedOn w:val="00001a"/>
-    <w:link w:val="00001c"/>
-    <w:uiPriority w:val="99"/>
-    <w:qFormat w:val="1"/>
+    <w:pPr>
+      <w:widowControl w:val="1"/>
+      <w:spacing w:before="100" w:beforeAutospacing="1" w:after="100" w:afterAutospacing="1"/>
+      <w:jc w:val="center"/>
+    </w:pPr>
     <w:rPr>
-      <w:sz w:val="18"/>
-      <w:szCs w:val="18"/>
+      <w:rFonts w:ascii="宋体" w:hAnsi="宋体"/>
+      <w:kern w:val="0"/>
+      <w:sz w:val="24"/>
     </w:rPr>
   </w:style>
-  <w:style w:type="character" w:styleId="000026">
+  <w:style w:type="character" w:styleId="00000e">
     <w:name w:val="HTML Code"/>
-    <w:basedOn w:val="00001a"/>
+    <w:basedOn w:val="000009"/>
     <w:uiPriority w:val="99"/>
     <w:semiHidden w:val="1"/>
     <w:unhideWhenUsed w:val="1"/>
@@ -5344,75 +4964,38 @@
       <w:sz w:val="20"/>
     </w:rPr>
   </w:style>
-  <w:style w:type="paragraph" w:styleId="00001c">
-    <w:name w:val="footer"/>
-    <w:basedOn w:val="000018"/>
-    <w:link w:val="00001d"/>
+  <w:style w:type="character" w:styleId="000004" w:customStyle="1">
+    <w:name w:val="页眉 字符"/>
+    <w:basedOn w:val="000009"/>
+    <w:link w:val="000003"/>
     <w:uiPriority w:val="99"/>
-    <w:unhideWhenUsed w:val="1"/>
     <w:qFormat w:val="1"/>
-    <w:pPr>
-      <w:tabs>
-        <w:tab w:val="center" w:pos="4153"/>
-        <w:tab w:val="right" w:pos="8306"/>
-      </w:tabs>
-      <w:snapToGrid w:val="0"/>
-    </w:pPr>
     <w:rPr>
       <w:sz w:val="18"/>
       <w:szCs w:val="18"/>
     </w:rPr>
   </w:style>
-  <w:style w:type="table" w:styleId="000024">
-    <w:name w:val="Table Grid"/>
-    <w:basedOn w:val="00001b"/>
-    <w:uiPriority w:val="59"/>
+  <w:style w:type="paragraph" w:styleId="000002" w:default="1">
+    <w:name w:val="Normal"/>
+    <w:uiPriority w:val="0"/>
     <w:qFormat w:val="1"/>
     <w:pPr>
+      <w:widowControl w:val="0"/>
       <w:spacing w:after="0" w:line="240" w:lineRule="auto"/>
-    </w:pPr>
-    <w:tblPr>
-      <w:tblBorders>
-        <w:top w:val="single" w:color="auto" w:sz="4" w:space="0"/>
-        <w:left w:val="single" w:color="auto" w:sz="4" w:space="0"/>
-        <w:bottom w:val="single" w:color="auto" w:sz="4" w:space="0"/>
-        <w:right w:val="single" w:color="auto" w:sz="4" w:space="0"/>
-        <w:insideH w:val="single" w:color="auto" w:sz="4" w:space="0"/>
-        <w:insideV w:val="single" w:color="auto" w:sz="4" w:space="0"/>
-      </w:tblBorders>
-      <w:tblCellMar>
-        <w:top w:w="0" w:type="dxa"/>
-        <w:left w:w="108" w:type="dxa"/>
-        <w:bottom w:w="0" w:type="dxa"/>
-        <w:right w:w="108" w:type="dxa"/>
-      </w:tblCellMar>
-    </w:tblPr>
-  </w:style>
-  <w:style w:type="paragraph" w:styleId="000019">
-    <w:name w:val="heading 3"/>
-    <w:basedOn w:val="000018"/>
-    <w:next w:val="000018"/>
-    <w:uiPriority w:val="9"/>
-    <w:semiHidden w:val="1"/>
-    <w:unhideWhenUsed w:val="1"/>
-    <w:qFormat w:val="1"/>
-    <w:pPr>
-      <w:spacing w:before="0" w:beforeAutospacing="1" w:after="0" w:afterAutospacing="1"/>
-      <w:jc w:val="left"/>
+      <w:jc w:val="both"/>
     </w:pPr>
     <w:rPr>
-      <w:rFonts w:hint="eastAsia" w:ascii="宋体" w:hAnsi="宋体" w:eastAsia="宋体" w:cs="宋体"/>
-      <w:b w:val="1"/>
-      <w:bCs w:val="1"/>
-      <w:kern w:val="0"/>
-      <w:sz w:val="27"/>
-      <w:szCs w:val="27"/>
-      <w:lang w:val="en-US" w:eastAsia="zh-CN" w:bidi="ar"/>
+      <w:rFonts w:ascii="Times New Roman" w:hAnsi="Times New Roman" w:eastAsia="宋体" w:cs="Times New Roman"/>
+      <w:kern w:val="2"/>
+      <w:sz w:val="21"/>
+      <w:szCs w:val="24"/>
+      <w:lang w:val="en-US" w:eastAsia="zh-CN" w:bidi="ar-SA"/>
+      <w14:ligatures w14:val="none"/>
     </w:rPr>
   </w:style>
-  <w:style w:type="character" w:styleId="000025">
+  <w:style w:type="character" w:styleId="000011">
     <w:name w:val="Strong"/>
-    <w:basedOn w:val="00001a"/>
+    <w:basedOn w:val="000009"/>
     <w:uiPriority w:val="22"/>
     <w:qFormat w:val="1"/>
     <w:rPr>
